--- a/metaanalysis/paper_v4/split/03_tables.docx
+++ b/metaanalysis/paper_v4/split/03_tables.docx
@@ -6638,7 +6638,7 @@
                 <w:rFonts w:ascii="Times New Roman" w:hAnsi="Times New Roman" w:eastAsia="Times New Roman"/>
                 <w:sz w:val="16"/>
               </w:rPr>
-              <w:t>FtF/Online†</w:t>
+              <w:t>FtF/Online</w:t>
             </w:r>
           </w:p>
         </w:tc>
@@ -6738,24 +6738,9 @@
             <w:r>
               <w:rPr>
                 <w:rFonts w:ascii="Times New Roman" w:hAnsi="Times New Roman" w:eastAsia="Times New Roman"/>
-                <w:sz w:val="24"/>
-              </w:rPr>
-              <w:t>Pool (</w:t>
-            </w:r>
-            <w:r>
-              <w:rPr>
-                <w:rFonts w:ascii="Times New Roman" w:hAnsi="Times New Roman" w:eastAsia="Times New Roman"/>
-                <w:i/>
-                <w:sz w:val="24"/>
-              </w:rPr>
-              <w:t>r</w:t>
-            </w:r>
-            <w:r>
-              <w:rPr>
-                <w:rFonts w:ascii="Times New Roman" w:hAnsi="Times New Roman" w:eastAsia="Times New Roman"/>
-                <w:sz w:val="24"/>
-              </w:rPr>
-              <w:t xml:space="preserve"> = 0)</w:t>
+                <w:sz w:val="16"/>
+              </w:rPr>
+              <w:t>Map only†</w:t>
             </w:r>
           </w:p>
         </w:tc>
@@ -6802,7 +6787,7 @@
           <w:rFonts w:ascii="Times New Roman" w:hAnsi="Times New Roman" w:eastAsia="Times New Roman"/>
           <w:sz w:val="24"/>
         </w:rPr>
-        <w:t xml:space="preserve"> = analytic sample size. Mode: Online = fully online; FtF = face-to-face; Mixed = blended or mode-comparing design; Online* = engagement scale not specific to online learning; † = A-37 pooled graduate cohorts taught face to face before and after the pandemic and online during it. Level: UG = undergraduate; Grad = graduate; UG/Grad = mixed; K-12 = elementary through high school; Sec/Post = mixed secondary and post-secondary. Era: pre-COVID ≤ 2019; COVID = 2020–2022; post-COVID ≥ 2023. Status: Pool (</w:t>
+        <w:t xml:space="preserve"> = analytic sample size. Mode: Online = fully online; FtF = face-to-face; Mixed = blended or mode-comparing design; Online* = engagement scale not specific to online learning. Level: UG = undergraduate; Grad = graduate; UG/Grad = mixed; K-12 = elementary through high school; Sec/Post = mixed secondary and post-secondary. Era: pre-COVID ≤ 2019; COVID = 2020–2022; post-COVID ≥ 2023. Status: Pool (</w:t>
       </w:r>
       <w:r>
         <w:rPr>
@@ -6832,22 +6817,7 @@
           <w:rFonts w:ascii="Times New Roman" w:hAnsi="Times New Roman" w:eastAsia="Times New Roman"/>
           <w:sz w:val="24"/>
         </w:rPr>
-        <w:t xml:space="preserve"> (Peterson &amp; Brown, 2005); Pool (</w:t>
-      </w:r>
-      <w:r>
-        <w:rPr>
-          <w:rFonts w:ascii="Times New Roman" w:hAnsi="Times New Roman" w:eastAsia="Times New Roman"/>
-          <w:i/>
-          <w:sz w:val="24"/>
-        </w:rPr>
-        <w:t>r</w:t>
-      </w:r>
-      <w:r>
-        <w:rPr>
-          <w:rFonts w:ascii="Times New Roman" w:hAnsi="Times New Roman" w:eastAsia="Times New Roman"/>
-          <w:sz w:val="24"/>
-        </w:rPr>
-        <w:t xml:space="preserve"> = 0) = reported only |r| &lt; .10, entered as 0; Map only = retained for the narrative map (secondary outcomes or no extractable trait–achievement correlation); COI = the author's own study; Exc = excluded at full text (FtF = face-to-face only; no ES = no extractable effect size; overlap = sample overlap with A-04); Not retrieved = full text unavailable. RoB = Joanna Briggs Institute 8-item score (0–8; higher = lower risk of bias). The table lists 31 of the 37 reports sought; A-14 Eilam et al. (2009; face-to-face) and five reports without a Big Five measure were excluded at full text and are documented in the reading notes in the project repository, which also record corrections to bibliographic details (A-06, A-07, A-08, A-12, A-13, A-16, A-18, A-20).</w:t>
+        <w:t xml:space="preserve"> (Peterson &amp; Brown, 2005); Map only = retained for the narrative map (secondary outcomes or no extractable trait–achievement correlation); † = A-37, left out of the pool because its graduate cohorts were taught face to face before and after the pandemic and online only during it, and its correlations were reported only as |r| &lt; .10; COI = the author's own study; Exc = excluded at full text (FtF = face-to-face only; no ES = no extractable effect size; overlap = sample overlap with A-04); Not retrieved = full text unavailable. RoB = Joanna Briggs Institute 8-item score (0–8; higher = lower risk of bias). The table lists 31 of the 37 reports sought; A-14 Eilam et al. (2009; face-to-face) and five reports without a Big Five measure were excluded at full text and are documented in the reading notes in the project repository, which also record corrections to bibliographic details (A-06, A-07, A-08, A-12, A-13, A-16, A-18, A-20).</w:t>
       </w:r>
     </w:p>
     <w:p>
@@ -7115,7 +7085,7 @@
                 <w:rFonts w:ascii="Times New Roman" w:hAnsi="Times New Roman" w:eastAsia="Times New Roman"/>
                 <w:sz w:val="20"/>
               </w:rPr>
-              <w:t>10</w:t>
+              <w:t>9</w:t>
             </w:r>
           </w:p>
         </w:tc>
@@ -7132,7 +7102,7 @@
                 <w:rFonts w:ascii="Times New Roman" w:hAnsi="Times New Roman" w:eastAsia="Times New Roman"/>
                 <w:sz w:val="20"/>
               </w:rPr>
-              <w:t>3,384</w:t>
+              <w:t>3,102</w:t>
             </w:r>
           </w:p>
         </w:tc>
@@ -7149,7 +7119,7 @@
                 <w:rFonts w:ascii="Times New Roman" w:hAnsi="Times New Roman" w:eastAsia="Times New Roman"/>
                 <w:sz w:val="20"/>
               </w:rPr>
-              <w:t>.168</w:t>
+              <w:t>.185</w:t>
             </w:r>
           </w:p>
         </w:tc>
@@ -7166,7 +7136,7 @@
                 <w:rFonts w:ascii="Times New Roman" w:hAnsi="Times New Roman" w:eastAsia="Times New Roman"/>
                 <w:sz w:val="20"/>
               </w:rPr>
-              <w:t>[.090, .245]</w:t>
+              <w:t>[.112, .255]</w:t>
             </w:r>
           </w:p>
         </w:tc>
@@ -7183,7 +7153,7 @@
                 <w:rFonts w:ascii="Times New Roman" w:hAnsi="Times New Roman" w:eastAsia="Times New Roman"/>
                 <w:sz w:val="20"/>
               </w:rPr>
-              <w:t>[−.039, .362]</w:t>
+              <w:t>[.007, .351]</w:t>
             </w:r>
           </w:p>
         </w:tc>
@@ -7200,7 +7170,7 @@
                 <w:rFonts w:ascii="Times New Roman" w:hAnsi="Times New Roman" w:eastAsia="Times New Roman"/>
                 <w:sz w:val="20"/>
               </w:rPr>
-              <w:t>65.0%</w:t>
+              <w:t>59.0%</w:t>
             </w:r>
           </w:p>
         </w:tc>
@@ -7217,7 +7187,7 @@
                 <w:rFonts w:ascii="Times New Roman" w:hAnsi="Times New Roman" w:eastAsia="Times New Roman"/>
                 <w:sz w:val="20"/>
               </w:rPr>
-              <w:t>.007</w:t>
+              <w:t>.005</w:t>
             </w:r>
           </w:p>
         </w:tc>
@@ -7234,7 +7204,7 @@
                 <w:rFonts w:ascii="Times New Roman" w:hAnsi="Times New Roman" w:eastAsia="Times New Roman"/>
                 <w:sz w:val="20"/>
               </w:rPr>
-              <w:t>25.74(9), .002</w:t>
+              <w:t>19.49(8), .012</w:t>
             </w:r>
           </w:p>
         </w:tc>
@@ -7270,7 +7240,7 @@
                 <w:rFonts w:ascii="Times New Roman" w:hAnsi="Times New Roman" w:eastAsia="Times New Roman"/>
                 <w:sz w:val="20"/>
               </w:rPr>
-              <w:t>9</w:t>
+              <w:t>8</w:t>
             </w:r>
           </w:p>
         </w:tc>
@@ -7287,7 +7257,7 @@
                 <w:rFonts w:ascii="Times New Roman" w:hAnsi="Times New Roman" w:eastAsia="Times New Roman"/>
                 <w:sz w:val="20"/>
               </w:rPr>
-              <w:t>3,363</w:t>
+              <w:t>3,081</w:t>
             </w:r>
           </w:p>
         </w:tc>
@@ -7304,7 +7274,7 @@
                 <w:rFonts w:ascii="Times New Roman" w:hAnsi="Times New Roman" w:eastAsia="Times New Roman"/>
                 <w:sz w:val="20"/>
               </w:rPr>
-              <w:t>.116</w:t>
+              <w:t>.130</w:t>
             </w:r>
           </w:p>
         </w:tc>
@@ -7321,7 +7291,7 @@
                 <w:rFonts w:ascii="Times New Roman" w:hAnsi="Times New Roman" w:eastAsia="Times New Roman"/>
                 <w:sz w:val="20"/>
               </w:rPr>
-              <w:t>[−.020, .248]</w:t>
+              <w:t>[−.022, .277]</w:t>
             </w:r>
           </w:p>
         </w:tc>
@@ -7338,7 +7308,7 @@
                 <w:rFonts w:ascii="Times New Roman" w:hAnsi="Times New Roman" w:eastAsia="Times New Roman"/>
                 <w:sz w:val="20"/>
               </w:rPr>
-              <w:t>[−.309, .502]</w:t>
+              <w:t>[−.327, .538]</w:t>
             </w:r>
           </w:p>
         </w:tc>
@@ -7355,7 +7325,7 @@
                 <w:rFonts w:ascii="Times New Roman" w:hAnsi="Times New Roman" w:eastAsia="Times New Roman"/>
                 <w:sz w:val="20"/>
               </w:rPr>
-              <w:t>95.8%</w:t>
+              <w:t>96.0%</w:t>
             </w:r>
           </w:p>
         </w:tc>
@@ -7372,7 +7342,7 @@
                 <w:rFonts w:ascii="Times New Roman" w:hAnsi="Times New Roman" w:eastAsia="Times New Roman"/>
                 <w:sz w:val="20"/>
               </w:rPr>
-              <w:t>.030</w:t>
+              <w:t>.032</w:t>
             </w:r>
           </w:p>
         </w:tc>
@@ -7389,7 +7359,7 @@
                 <w:rFonts w:ascii="Times New Roman" w:hAnsi="Times New Roman" w:eastAsia="Times New Roman"/>
                 <w:sz w:val="20"/>
               </w:rPr>
-              <w:t>189.85(8), &lt; .001</w:t>
+              <w:t>176.86(7), &lt; .001</w:t>
             </w:r>
           </w:p>
         </w:tc>
@@ -7425,7 +7395,7 @@
                 <w:rFonts w:ascii="Times New Roman" w:hAnsi="Times New Roman" w:eastAsia="Times New Roman"/>
                 <w:sz w:val="20"/>
               </w:rPr>
-              <w:t>9</w:t>
+              <w:t>8</w:t>
             </w:r>
           </w:p>
         </w:tc>
@@ -7442,7 +7412,7 @@
                 <w:rFonts w:ascii="Times New Roman" w:hAnsi="Times New Roman" w:eastAsia="Times New Roman"/>
                 <w:sz w:val="20"/>
               </w:rPr>
-              <w:t>3,363</w:t>
+              <w:t>3,081</w:t>
             </w:r>
           </w:p>
         </w:tc>
@@ -7459,7 +7429,7 @@
                 <w:rFonts w:ascii="Times New Roman" w:hAnsi="Times New Roman" w:eastAsia="Times New Roman"/>
                 <w:sz w:val="20"/>
               </w:rPr>
-              <w:t>.085</w:t>
+              <w:t>.096</w:t>
             </w:r>
           </w:p>
         </w:tc>
@@ -7476,7 +7446,7 @@
                 <w:rFonts w:ascii="Times New Roman" w:hAnsi="Times New Roman" w:eastAsia="Times New Roman"/>
                 <w:sz w:val="20"/>
               </w:rPr>
-              <w:t>[−.044, .211]</w:t>
+              <w:t>[−.052, .239]</w:t>
             </w:r>
           </w:p>
         </w:tc>
@@ -7493,7 +7463,7 @@
                 <w:rFonts w:ascii="Times New Roman" w:hAnsi="Times New Roman" w:eastAsia="Times New Roman"/>
                 <w:sz w:val="20"/>
               </w:rPr>
-              <w:t>[−.293, .440]</w:t>
+              <w:t>[−.319, .480]</w:t>
             </w:r>
           </w:p>
         </w:tc>
@@ -7510,7 +7480,7 @@
                 <w:rFonts w:ascii="Times New Roman" w:hAnsi="Times New Roman" w:eastAsia="Times New Roman"/>
                 <w:sz w:val="20"/>
               </w:rPr>
-              <w:t>91.7%</w:t>
+              <w:t>92.2%</w:t>
             </w:r>
           </w:p>
         </w:tc>
@@ -7527,7 +7497,7 @@
                 <w:rFonts w:ascii="Times New Roman" w:hAnsi="Times New Roman" w:eastAsia="Times New Roman"/>
                 <w:sz w:val="20"/>
               </w:rPr>
-              <w:t>.024</w:t>
+              <w:t>.027</w:t>
             </w:r>
           </w:p>
         </w:tc>
@@ -7544,7 +7514,7 @@
                 <w:rFonts w:ascii="Times New Roman" w:hAnsi="Times New Roman" w:eastAsia="Times New Roman"/>
                 <w:sz w:val="20"/>
               </w:rPr>
-              <w:t>96.80(8), &lt; .001</w:t>
+              <w:t>89.58(7), &lt; .001</w:t>
             </w:r>
           </w:p>
         </w:tc>
@@ -7580,7 +7550,7 @@
                 <w:rFonts w:ascii="Times New Roman" w:hAnsi="Times New Roman" w:eastAsia="Times New Roman"/>
                 <w:sz w:val="20"/>
               </w:rPr>
-              <w:t>10</w:t>
+              <w:t>9</w:t>
             </w:r>
           </w:p>
         </w:tc>
@@ -7597,7 +7567,7 @@
                 <w:rFonts w:ascii="Times New Roman" w:hAnsi="Times New Roman" w:eastAsia="Times New Roman"/>
                 <w:sz w:val="20"/>
               </w:rPr>
-              <w:t>3,384</w:t>
+              <w:t>3,102</w:t>
             </w:r>
           </w:p>
         </w:tc>
@@ -7614,7 +7584,7 @@
                 <w:rFonts w:ascii="Times New Roman" w:hAnsi="Times New Roman" w:eastAsia="Times New Roman"/>
                 <w:sz w:val="20"/>
               </w:rPr>
-              <w:t>.016</w:t>
+              <w:t>.017</w:t>
             </w:r>
           </w:p>
         </w:tc>
@@ -7631,7 +7601,7 @@
                 <w:rFonts w:ascii="Times New Roman" w:hAnsi="Times New Roman" w:eastAsia="Times New Roman"/>
                 <w:sz w:val="20"/>
               </w:rPr>
-              <w:t>[−.080, .112]</w:t>
+              <w:t>[−.095, .128]</w:t>
             </w:r>
           </w:p>
         </w:tc>
@@ -7648,7 +7618,7 @@
                 <w:rFonts w:ascii="Times New Roman" w:hAnsi="Times New Roman" w:eastAsia="Times New Roman"/>
                 <w:sz w:val="20"/>
               </w:rPr>
-              <w:t>[−.246, .276]</w:t>
+              <w:t>[−.275, .305]</w:t>
             </w:r>
           </w:p>
         </w:tc>
@@ -7665,7 +7635,7 @@
                 <w:rFonts w:ascii="Times New Roman" w:hAnsi="Times New Roman" w:eastAsia="Times New Roman"/>
                 <w:sz w:val="20"/>
               </w:rPr>
-              <w:t>78.5%</w:t>
+              <w:t>80.7%</w:t>
             </w:r>
           </w:p>
         </w:tc>
@@ -7682,7 +7652,7 @@
                 <w:rFonts w:ascii="Times New Roman" w:hAnsi="Times New Roman" w:eastAsia="Times New Roman"/>
                 <w:sz w:val="20"/>
               </w:rPr>
-              <w:t>.012</w:t>
+              <w:t>.014</w:t>
             </w:r>
           </w:p>
         </w:tc>
@@ -7699,7 +7669,7 @@
                 <w:rFonts w:ascii="Times New Roman" w:hAnsi="Times New Roman" w:eastAsia="Times New Roman"/>
                 <w:sz w:val="20"/>
               </w:rPr>
-              <w:t>41.93(9), &lt; .001</w:t>
+              <w:t>41.45(8), &lt; .001</w:t>
             </w:r>
           </w:p>
         </w:tc>
@@ -7735,7 +7705,7 @@
                 <w:rFonts w:ascii="Times New Roman" w:hAnsi="Times New Roman" w:eastAsia="Times New Roman"/>
                 <w:sz w:val="20"/>
               </w:rPr>
-              <w:t>9</w:t>
+              <w:t>8</w:t>
             </w:r>
           </w:p>
         </w:tc>
@@ -7752,7 +7722,7 @@
                 <w:rFonts w:ascii="Times New Roman" w:hAnsi="Times New Roman" w:eastAsia="Times New Roman"/>
                 <w:sz w:val="20"/>
               </w:rPr>
-              <w:t>3,363</w:t>
+              <w:t>3,081</w:t>
             </w:r>
           </w:p>
         </w:tc>
@@ -7769,7 +7739,7 @@
                 <w:rFonts w:ascii="Times New Roman" w:hAnsi="Times New Roman" w:eastAsia="Times New Roman"/>
                 <w:sz w:val="20"/>
               </w:rPr>
-              <w:t>.010</w:t>
+              <w:t>.012</w:t>
             </w:r>
           </w:p>
         </w:tc>
@@ -7786,7 +7756,7 @@
                 <w:rFonts w:ascii="Times New Roman" w:hAnsi="Times New Roman" w:eastAsia="Times New Roman"/>
                 <w:sz w:val="20"/>
               </w:rPr>
-              <w:t>[−.059, .080]</w:t>
+              <w:t>[−.070, .093]</w:t>
             </w:r>
           </w:p>
         </w:tc>
@@ -7803,7 +7773,7 @@
                 <w:rFonts w:ascii="Times New Roman" w:hAnsi="Times New Roman" w:eastAsia="Times New Roman"/>
                 <w:sz w:val="20"/>
               </w:rPr>
-              <w:t>[−.165, .185]</w:t>
+              <w:t>[−.191, .213]</w:t>
             </w:r>
           </w:p>
         </w:tc>
@@ -7820,7 +7790,7 @@
                 <w:rFonts w:ascii="Times New Roman" w:hAnsi="Times New Roman" w:eastAsia="Times New Roman"/>
                 <w:sz w:val="20"/>
               </w:rPr>
-              <w:t>63.5%</w:t>
+              <w:t>68.0%</w:t>
             </w:r>
           </w:p>
         </w:tc>
@@ -7837,7 +7807,7 @@
                 <w:rFonts w:ascii="Times New Roman" w:hAnsi="Times New Roman" w:eastAsia="Times New Roman"/>
                 <w:sz w:val="20"/>
               </w:rPr>
-              <w:t>.005</w:t>
+              <w:t>.006</w:t>
             </w:r>
           </w:p>
         </w:tc>
@@ -7854,7 +7824,7 @@
                 <w:rFonts w:ascii="Times New Roman" w:hAnsi="Times New Roman" w:eastAsia="Times New Roman"/>
                 <w:sz w:val="20"/>
               </w:rPr>
-              <w:t>21.90(8), .005</w:t>
+              <w:t>21.90(7), .003</w:t>
             </w:r>
           </w:p>
         </w:tc>
@@ -8198,7 +8168,7 @@
                 <w:rFonts w:ascii="Times New Roman" w:hAnsi="Times New Roman" w:eastAsia="Times New Roman"/>
                 <w:sz w:val="20"/>
               </w:rPr>
-              <w:t>8</w:t>
+              <w:t>7</w:t>
             </w:r>
           </w:p>
         </w:tc>
@@ -8215,7 +8185,7 @@
                 <w:rFonts w:ascii="Times New Roman" w:hAnsi="Times New Roman" w:eastAsia="Times New Roman"/>
                 <w:sz w:val="20"/>
               </w:rPr>
-              <w:t>.187 [.083, .287]</w:t>
+              <w:t>.211 [.118, .300]</w:t>
             </w:r>
           </w:p>
         </w:tc>
@@ -8232,7 +8202,7 @@
                 <w:rFonts w:ascii="Times New Roman" w:hAnsi="Times New Roman" w:eastAsia="Times New Roman"/>
                 <w:sz w:val="20"/>
               </w:rPr>
-              <w:t>0.58(1, 8), .470; 1.000</w:t>
+              <w:t>1.83(1, 7), .219; .656</w:t>
             </w:r>
           </w:p>
         </w:tc>
@@ -8370,7 +8340,7 @@
                 <w:rFonts w:ascii="Times New Roman" w:hAnsi="Times New Roman" w:eastAsia="Times New Roman"/>
                 <w:sz w:val="20"/>
               </w:rPr>
-              <w:t>7</w:t>
+              <w:t>6</w:t>
             </w:r>
           </w:p>
         </w:tc>
@@ -8387,7 +8357,7 @@
                 <w:rFonts w:ascii="Times New Roman" w:hAnsi="Times New Roman" w:eastAsia="Times New Roman"/>
                 <w:sz w:val="20"/>
               </w:rPr>
-              <w:t>.054 [−.063, .170]</w:t>
+              <w:t>.066 [−.082, .211]</w:t>
             </w:r>
           </w:p>
         </w:tc>
@@ -8404,7 +8374,7 @@
                 <w:rFonts w:ascii="Times New Roman" w:hAnsi="Times New Roman" w:eastAsia="Times New Roman"/>
                 <w:sz w:val="20"/>
               </w:rPr>
-              <w:t>0.69(1, 7), .435; 1.000</w:t>
+              <w:t>0.43(1, 6), .536; 1.000</w:t>
             </w:r>
           </w:p>
         </w:tc>
@@ -8542,7 +8512,7 @@
                 <w:rFonts w:ascii="Times New Roman" w:hAnsi="Times New Roman" w:eastAsia="Times New Roman"/>
                 <w:sz w:val="20"/>
               </w:rPr>
-              <w:t>7</w:t>
+              <w:t>6</w:t>
             </w:r>
           </w:p>
         </w:tc>
@@ -8559,7 +8529,7 @@
                 <w:rFonts w:ascii="Times New Roman" w:hAnsi="Times New Roman" w:eastAsia="Times New Roman"/>
                 <w:sz w:val="20"/>
               </w:rPr>
-              <w:t>.050 [−.004, .104]</w:t>
+              <w:t>.058 [−.004, .120]</w:t>
             </w:r>
           </w:p>
         </w:tc>
@@ -8576,7 +8546,7 @@
                 <w:rFonts w:ascii="Times New Roman" w:hAnsi="Times New Roman" w:eastAsia="Times New Roman"/>
                 <w:sz w:val="20"/>
               </w:rPr>
-              <w:t>12.94(1, 7), .009; .026</w:t>
+              <w:t>12.96(1, 6), .011; .034</w:t>
             </w:r>
           </w:p>
         </w:tc>
@@ -8714,7 +8684,7 @@
                 <w:rFonts w:ascii="Times New Roman" w:hAnsi="Times New Roman" w:eastAsia="Times New Roman"/>
                 <w:sz w:val="20"/>
               </w:rPr>
-              <w:t>7</w:t>
+              <w:t>6</w:t>
             </w:r>
           </w:p>
         </w:tc>
@@ -8731,7 +8701,7 @@
                 <w:rFonts w:ascii="Times New Roman" w:hAnsi="Times New Roman" w:eastAsia="Times New Roman"/>
                 <w:sz w:val="20"/>
               </w:rPr>
-              <w:t>.038 [−.029, .105]</w:t>
+              <w:t>.047 [−.036, .128]</w:t>
             </w:r>
           </w:p>
         </w:tc>
@@ -8748,7 +8718,7 @@
                 <w:rFonts w:ascii="Times New Roman" w:hAnsi="Times New Roman" w:eastAsia="Times New Roman"/>
                 <w:sz w:val="20"/>
               </w:rPr>
-              <w:t>9.13(1, 7), .019; .058</w:t>
+              <w:t>6.98(1, 6), .038; .115</w:t>
             </w:r>
           </w:p>
         </w:tc>
@@ -8886,7 +8856,7 @@
                 <w:rFonts w:ascii="Times New Roman" w:hAnsi="Times New Roman" w:eastAsia="Times New Roman"/>
                 <w:sz w:val="20"/>
               </w:rPr>
-              <w:t>8</w:t>
+              <w:t>7</w:t>
             </w:r>
           </w:p>
         </w:tc>
@@ -8903,7 +8873,7 @@
                 <w:rFonts w:ascii="Times New Roman" w:hAnsi="Times New Roman" w:eastAsia="Times New Roman"/>
                 <w:sz w:val="20"/>
               </w:rPr>
-              <w:t>−.009 [−.132, .115]</w:t>
+              <w:t>−.013 [−.163, .138]</w:t>
             </w:r>
           </w:p>
         </w:tc>
@@ -8920,7 +8890,7 @@
                 <w:rFonts w:ascii="Times New Roman" w:hAnsi="Times New Roman" w:eastAsia="Times New Roman"/>
                 <w:sz w:val="20"/>
               </w:rPr>
-              <w:t>0.99(1, 8), .348; .582</w:t>
+              <w:t>0.87(1, 7), .381; .692</w:t>
             </w:r>
           </w:p>
         </w:tc>
@@ -9092,7 +9062,7 @@
                 <w:rFonts w:ascii="Times New Roman" w:hAnsi="Times New Roman" w:eastAsia="Times New Roman"/>
                 <w:sz w:val="20"/>
               </w:rPr>
-              <w:t>0.02(1, 7), .889; 1.000</w:t>
+              <w:t>0.02(1, 7), .889; .889</w:t>
             </w:r>
           </w:p>
         </w:tc>
@@ -9780,7 +9750,7 @@
                 <w:rFonts w:ascii="Times New Roman" w:hAnsi="Times New Roman" w:eastAsia="Times New Roman"/>
                 <w:sz w:val="20"/>
               </w:rPr>
-              <w:t>1.38(1, 7), .279; .582</w:t>
+              <w:t>1.38(1, 7), .279; .692</w:t>
             </w:r>
           </w:p>
         </w:tc>
@@ -9918,7 +9888,7 @@
                 <w:rFonts w:ascii="Times New Roman" w:hAnsi="Times New Roman" w:eastAsia="Times New Roman"/>
                 <w:sz w:val="20"/>
               </w:rPr>
-              <w:t>8</w:t>
+              <w:t>7</w:t>
             </w:r>
           </w:p>
         </w:tc>
@@ -9935,7 +9905,7 @@
                 <w:rFonts w:ascii="Times New Roman" w:hAnsi="Times New Roman" w:eastAsia="Times New Roman"/>
                 <w:sz w:val="20"/>
               </w:rPr>
-              <w:t>.151 [.050, .250]</w:t>
+              <w:t>.172 [.072, .268]</w:t>
             </w:r>
           </w:p>
         </w:tc>
@@ -9952,7 +9922,7 @@
                 <w:rFonts w:ascii="Times New Roman" w:hAnsi="Times New Roman" w:eastAsia="Times New Roman"/>
                 <w:sz w:val="20"/>
               </w:rPr>
-              <w:t>1.00(1, 8), .347; 1.000</w:t>
+              <w:t>0.72(1, 7), .425; .850</w:t>
             </w:r>
           </w:p>
         </w:tc>
@@ -10090,7 +10060,7 @@
                 <w:rFonts w:ascii="Times New Roman" w:hAnsi="Times New Roman" w:eastAsia="Times New Roman"/>
                 <w:sz w:val="20"/>
               </w:rPr>
-              <w:t>7</w:t>
+              <w:t>6</w:t>
             </w:r>
           </w:p>
         </w:tc>
@@ -10107,7 +10077,7 @@
                 <w:rFonts w:ascii="Times New Roman" w:hAnsi="Times New Roman" w:eastAsia="Times New Roman"/>
                 <w:sz w:val="20"/>
               </w:rPr>
-              <w:t>.091 [−.086, .262]</w:t>
+              <w:t>.106 [−.109, .312]</w:t>
             </w:r>
           </w:p>
         </w:tc>
@@ -10124,7 +10094,7 @@
                 <w:rFonts w:ascii="Times New Roman" w:hAnsi="Times New Roman" w:eastAsia="Times New Roman"/>
                 <w:sz w:val="20"/>
               </w:rPr>
-              <w:t>0.03(1, 7), .862; 1.000</w:t>
+              <w:t>0.07(1, 6), .797; 1.000</w:t>
             </w:r>
           </w:p>
         </w:tc>
@@ -10262,7 +10232,7 @@
                 <w:rFonts w:ascii="Times New Roman" w:hAnsi="Times New Roman" w:eastAsia="Times New Roman"/>
                 <w:sz w:val="20"/>
               </w:rPr>
-              <w:t>7</w:t>
+              <w:t>6</w:t>
             </w:r>
           </w:p>
         </w:tc>
@@ -10279,7 +10249,7 @@
                 <w:rFonts w:ascii="Times New Roman" w:hAnsi="Times New Roman" w:eastAsia="Times New Roman"/>
                 <w:sz w:val="20"/>
               </w:rPr>
-              <w:t>−.028 [−.090, .035]</w:t>
+              <w:t>−.031 [−.108, .047]</w:t>
             </w:r>
           </w:p>
         </w:tc>
@@ -10296,7 +10266,7 @@
                 <w:rFonts w:ascii="Times New Roman" w:hAnsi="Times New Roman" w:eastAsia="Times New Roman"/>
                 <w:sz w:val="20"/>
               </w:rPr>
-              <w:t>9.01(1, 7), .020; .040</w:t>
+              <w:t>7.96(1, 6), .030; .061</w:t>
             </w:r>
           </w:p>
         </w:tc>
@@ -10434,7 +10404,7 @@
                 <w:rFonts w:ascii="Times New Roman" w:hAnsi="Times New Roman" w:eastAsia="Times New Roman"/>
                 <w:sz w:val="20"/>
               </w:rPr>
-              <w:t>7</w:t>
+              <w:t>6</w:t>
             </w:r>
           </w:p>
         </w:tc>
@@ -10451,7 +10421,7 @@
                 <w:rFonts w:ascii="Times New Roman" w:hAnsi="Times New Roman" w:eastAsia="Times New Roman"/>
                 <w:sz w:val="20"/>
               </w:rPr>
-              <w:t>.129 [−.052, .302]</w:t>
+              <w:t>.151 [−.064, .352]</w:t>
             </w:r>
           </w:p>
         </w:tc>
@@ -10468,7 +10438,7 @@
                 <w:rFonts w:ascii="Times New Roman" w:hAnsi="Times New Roman" w:eastAsia="Times New Roman"/>
                 <w:sz w:val="20"/>
               </w:rPr>
-              <w:t>0.17(1, 7), .695; 1.000</w:t>
+              <w:t>0.28(1, 6), .616; 1.000</w:t>
             </w:r>
           </w:p>
         </w:tc>
@@ -10606,7 +10576,7 @@
                 <w:rFonts w:ascii="Times New Roman" w:hAnsi="Times New Roman" w:eastAsia="Times New Roman"/>
                 <w:sz w:val="20"/>
               </w:rPr>
-              <w:t>8</w:t>
+              <w:t>7</w:t>
             </w:r>
           </w:p>
         </w:tc>
@@ -10623,7 +10593,7 @@
                 <w:rFonts w:ascii="Times New Roman" w:hAnsi="Times New Roman" w:eastAsia="Times New Roman"/>
                 <w:sz w:val="20"/>
               </w:rPr>
-              <w:t>−.010 [−.100, .079]</w:t>
+              <w:t>−.014 [−.124, .097]</w:t>
             </w:r>
           </w:p>
         </w:tc>
@@ -10640,7 +10610,7 @@
                 <w:rFonts w:ascii="Times New Roman" w:hAnsi="Times New Roman" w:eastAsia="Times New Roman"/>
                 <w:sz w:val="20"/>
               </w:rPr>
-              <w:t>2.01(1, 8), .194; .582</w:t>
+              <w:t>1.72(1, 7), .231; .692</w:t>
             </w:r>
           </w:p>
         </w:tc>
@@ -10815,7 +10785,7 @@
           <w:rFonts w:ascii="Times New Roman" w:hAnsi="Times New Roman" w:eastAsia="Times New Roman"/>
           <w:sz w:val="24"/>
         </w:rPr>
-        <w:t xml:space="preserve"> within each trait across the three moderators. Asia = East Asian or Middle Eastern samples; within the quantitative pool only A-28 (China) and A-31 (Japan) are Asian. Era: pre-COVID = data collected up to 2019; COVID = 2020–2022; no post-COVID study contributed a correlation, and the one mixed-period study (A-37) is not assigned to an era level. Outcome: objective = GPA, course grade, examination, or MOOC platform composite; self-rated = self-reported performance (A-22, A-30). Both Asian studies used objective outcomes and asynchronous delivery, so the region and outcome contrasts overlap.</w:t>
+        <w:t xml:space="preserve"> within each trait across the three moderators. Asia = East Asian or Middle Eastern samples; within the quantitative pool only A-28 (China) and A-31 (Japan) are Asian. Era: pre-COVID = data collected up to 2019; COVID = 2020–2022; no post-COVID study contributed a correlation. Outcome: objective = GPA, course grade, examination, or MOOC platform composite; self-rated = self-reported performance (A-22, A-30). Both Asian studies used objective outcomes and asynchronous delivery, so the region and outcome contrasts overlap.</w:t>
       </w:r>
     </w:p>
     <w:p>
@@ -11002,7 +10972,7 @@
                 <w:rFonts w:ascii="Times New Roman" w:hAnsi="Times New Roman" w:eastAsia="Times New Roman"/>
                 <w:sz w:val="20"/>
               </w:rPr>
-              <w:t>10</w:t>
+              <w:t>9</w:t>
             </w:r>
           </w:p>
         </w:tc>
@@ -11019,7 +10989,7 @@
                 <w:rFonts w:ascii="Times New Roman" w:hAnsi="Times New Roman" w:eastAsia="Times New Roman"/>
                 <w:sz w:val="20"/>
               </w:rPr>
-              <w:t>.168 [.090, .245]</w:t>
+              <w:t>.185 [.112, .255]</w:t>
             </w:r>
           </w:p>
         </w:tc>
@@ -11088,7 +11058,7 @@
                 <w:rFonts w:ascii="Times New Roman" w:hAnsi="Times New Roman" w:eastAsia="Times New Roman"/>
                 <w:sz w:val="20"/>
               </w:rPr>
-              <w:t>10</w:t>
+              <w:t>9</w:t>
             </w:r>
           </w:p>
         </w:tc>
@@ -11105,7 +11075,7 @@
                 <w:rFonts w:ascii="Times New Roman" w:hAnsi="Times New Roman" w:eastAsia="Times New Roman"/>
                 <w:sz w:val="20"/>
               </w:rPr>
-              <w:t>.168 [.090, .245]</w:t>
+              <w:t>.185 [.112, .255]</w:t>
             </w:r>
           </w:p>
         </w:tc>
@@ -11174,7 +11144,7 @@
                 <w:rFonts w:ascii="Times New Roman" w:hAnsi="Times New Roman" w:eastAsia="Times New Roman"/>
                 <w:sz w:val="20"/>
               </w:rPr>
-              <w:t>8</w:t>
+              <w:t>7</w:t>
             </w:r>
           </w:p>
         </w:tc>
@@ -11191,7 +11161,7 @@
                 <w:rFonts w:ascii="Times New Roman" w:hAnsi="Times New Roman" w:eastAsia="Times New Roman"/>
                 <w:sz w:val="20"/>
               </w:rPr>
-              <w:t>.181 [.073, .284]</w:t>
+              <w:t>.206 [.107, .301]</w:t>
             </w:r>
           </w:p>
         </w:tc>
@@ -11208,7 +11178,7 @@
                 <w:rFonts w:ascii="Times New Roman" w:hAnsi="Times New Roman" w:eastAsia="Times New Roman"/>
                 <w:sz w:val="20"/>
               </w:rPr>
-              <w:t>+.012</w:t>
+              <w:t>+.022</w:t>
             </w:r>
           </w:p>
         </w:tc>
@@ -11241,9 +11211,95 @@
             <w:r>
               <w:rPr>
                 <w:rFonts w:ascii="Times New Roman" w:hAnsi="Times New Roman" w:eastAsia="Times New Roman"/>
+                <w:sz w:val="20"/>
+              </w:rPr>
+              <w:t>Exclude RoB &lt; 5 (none in pool)</w:t>
+            </w:r>
+          </w:p>
+        </w:tc>
+        <w:tc>
+          <w:tcPr>
+            <w:tcW w:type="dxa" w:w="1872"/>
+          </w:tcPr>
+          <w:p>
+            <w:pPr>
+              <w:spacing w:before="0" w:after="0" w:line="276" w:lineRule="auto"/>
+            </w:pPr>
+            <w:r>
+              <w:rPr>
+                <w:rFonts w:ascii="Times New Roman" w:hAnsi="Times New Roman" w:eastAsia="Times New Roman"/>
+                <w:sz w:val="20"/>
+              </w:rPr>
+              <w:t>9</w:t>
+            </w:r>
+          </w:p>
+        </w:tc>
+        <w:tc>
+          <w:tcPr>
+            <w:tcW w:type="dxa" w:w="1872"/>
+          </w:tcPr>
+          <w:p>
+            <w:pPr>
+              <w:spacing w:before="0" w:after="0" w:line="276" w:lineRule="auto"/>
+            </w:pPr>
+            <w:r>
+              <w:rPr>
+                <w:rFonts w:ascii="Times New Roman" w:hAnsi="Times New Roman" w:eastAsia="Times New Roman"/>
+                <w:sz w:val="20"/>
+              </w:rPr>
+              <w:t>.185 [.112, .255]</w:t>
+            </w:r>
+          </w:p>
+        </w:tc>
+        <w:tc>
+          <w:tcPr>
+            <w:tcW w:type="dxa" w:w="1872"/>
+          </w:tcPr>
+          <w:p>
+            <w:pPr>
+              <w:spacing w:before="0" w:after="0" w:line="276" w:lineRule="auto"/>
+            </w:pPr>
+            <w:r>
+              <w:rPr>
+                <w:rFonts w:ascii="Times New Roman" w:hAnsi="Times New Roman" w:eastAsia="Times New Roman"/>
+                <w:sz w:val="20"/>
+              </w:rPr>
+              <w:t>+.000</w:t>
+            </w:r>
+          </w:p>
+        </w:tc>
+      </w:tr>
+      <w:tr>
+        <w:tc>
+          <w:tcPr>
+            <w:tcW w:type="dxa" w:w="1872"/>
+          </w:tcPr>
+          <w:p>
+            <w:pPr>
+              <w:spacing w:before="0" w:after="0" w:line="276" w:lineRule="auto"/>
+            </w:pPr>
+            <w:r>
+              <w:rPr>
+                <w:rFonts w:ascii="Times New Roman" w:hAnsi="Times New Roman" w:eastAsia="Times New Roman"/>
+                <w:sz w:val="20"/>
+              </w:rPr>
+            </w:r>
+          </w:p>
+        </w:tc>
+        <w:tc>
+          <w:tcPr>
+            <w:tcW w:type="dxa" w:w="1872"/>
+          </w:tcPr>
+          <w:p>
+            <w:pPr>
+              <w:spacing w:before="0" w:after="0" w:line="276" w:lineRule="auto"/>
+            </w:pPr>
+            <w:r>
+              <w:rPr>
+                <w:rFonts w:ascii="Times New Roman" w:hAnsi="Times New Roman" w:eastAsia="Times New Roman"/>
                 <w:sz w:val="24"/>
               </w:rPr>
-              <w:t xml:space="preserve">Exclude RoB &lt; 5 / </w:t>
+              <w:t xml:space="preserve">Exclude </w:t>
             </w:r>
             <w:r>
               <w:rPr>
@@ -11251,14 +11307,14 @@
                 <w:i/>
                 <w:sz w:val="24"/>
               </w:rPr>
-              <w:t>r</w:t>
+              <w:t>N</w:t>
             </w:r>
             <w:r>
               <w:rPr>
                 <w:rFonts w:ascii="Times New Roman" w:hAnsi="Times New Roman" w:eastAsia="Times New Roman"/>
                 <w:sz w:val="24"/>
               </w:rPr>
-              <w:t xml:space="preserve"> = 0 entry (A-37)</w:t>
+              <w:t xml:space="preserve"> &lt; 50 (A-15)</w:t>
             </w:r>
           </w:p>
         </w:tc>
@@ -11275,7 +11331,7 @@
                 <w:rFonts w:ascii="Times New Roman" w:hAnsi="Times New Roman" w:eastAsia="Times New Roman"/>
                 <w:sz w:val="20"/>
               </w:rPr>
-              <w:t>9</w:t>
+              <w:t>8</w:t>
             </w:r>
           </w:p>
         </w:tc>
@@ -11292,7 +11348,7 @@
                 <w:rFonts w:ascii="Times New Roman" w:hAnsi="Times New Roman" w:eastAsia="Times New Roman"/>
                 <w:sz w:val="20"/>
               </w:rPr>
-              <w:t>.185 [.112, .255]</w:t>
+              <w:t>.180 [.105, .253]</w:t>
             </w:r>
           </w:p>
         </w:tc>
@@ -11309,7 +11365,7 @@
                 <w:rFonts w:ascii="Times New Roman" w:hAnsi="Times New Roman" w:eastAsia="Times New Roman"/>
                 <w:sz w:val="20"/>
               </w:rPr>
-              <w:t>+.016</w:t>
+              <w:t>−.005</w:t>
             </w:r>
           </w:p>
         </w:tc>
@@ -11344,7 +11400,7 @@
                 <w:rFonts w:ascii="Times New Roman" w:hAnsi="Times New Roman" w:eastAsia="Times New Roman"/>
                 <w:sz w:val="24"/>
               </w:rPr>
-              <w:t xml:space="preserve">Exclude </w:t>
+              <w:t xml:space="preserve">DerSimonian–Laird </w:t>
             </w:r>
             <w:r>
               <w:rPr>
@@ -11352,14 +11408,7 @@
                 <w:i/>
                 <w:sz w:val="24"/>
               </w:rPr>
-              <w:t>N</w:t>
-            </w:r>
-            <w:r>
-              <w:rPr>
-                <w:rFonts w:ascii="Times New Roman" w:hAnsi="Times New Roman" w:eastAsia="Times New Roman"/>
-                <w:sz w:val="24"/>
-              </w:rPr>
-              <w:t xml:space="preserve"> &lt; 50 (A-15)</w:t>
+              <w:t>τ²</w:t>
             </w:r>
           </w:p>
         </w:tc>
@@ -11393,7 +11442,7 @@
                 <w:rFonts w:ascii="Times New Roman" w:hAnsi="Times New Roman" w:eastAsia="Times New Roman"/>
                 <w:sz w:val="20"/>
               </w:rPr>
-              <w:t>.163 [.082, .242]</w:t>
+              <w:t>.184 [.112, .255]</w:t>
             </w:r>
           </w:p>
         </w:tc>
@@ -11410,7 +11459,7 @@
                 <w:rFonts w:ascii="Times New Roman" w:hAnsi="Times New Roman" w:eastAsia="Times New Roman"/>
                 <w:sz w:val="20"/>
               </w:rPr>
-              <w:t>−.005</w:t>
+              <w:t>−.000</w:t>
             </w:r>
           </w:p>
         </w:tc>
@@ -11445,7 +11494,7 @@
                 <w:rFonts w:ascii="Times New Roman" w:hAnsi="Times New Roman" w:eastAsia="Times New Roman"/>
                 <w:sz w:val="24"/>
               </w:rPr>
-              <w:t xml:space="preserve">DerSimonian–Laird </w:t>
+              <w:t>Include A-37 (</w:t>
             </w:r>
             <w:r>
               <w:rPr>
@@ -11453,7 +11502,14 @@
                 <w:i/>
                 <w:sz w:val="24"/>
               </w:rPr>
-              <w:t>τ²</w:t>
+              <w:t>r</w:t>
+            </w:r>
+            <w:r>
+              <w:rPr>
+                <w:rFonts w:ascii="Times New Roman" w:hAnsi="Times New Roman" w:eastAsia="Times New Roman"/>
+                <w:sz w:val="24"/>
+              </w:rPr>
+              <w:t xml:space="preserve"> = 0)</w:t>
             </w:r>
           </w:p>
         </w:tc>
@@ -11487,7 +11543,7 @@
                 <w:rFonts w:ascii="Times New Roman" w:hAnsi="Times New Roman" w:eastAsia="Times New Roman"/>
                 <w:sz w:val="20"/>
               </w:rPr>
-              <w:t>.167 [.089, .243]</w:t>
+              <w:t>.168 [.090, .245]</w:t>
             </w:r>
           </w:p>
         </w:tc>
@@ -11504,7 +11560,7 @@
                 <w:rFonts w:ascii="Times New Roman" w:hAnsi="Times New Roman" w:eastAsia="Times New Roman"/>
                 <w:sz w:val="20"/>
               </w:rPr>
-              <w:t>−.001</w:t>
+              <w:t>−.016</w:t>
             </w:r>
           </w:p>
         </w:tc>
@@ -11588,7 +11644,7 @@
                 <w:rFonts w:ascii="Times New Roman" w:hAnsi="Times New Roman" w:eastAsia="Times New Roman"/>
                 <w:sz w:val="20"/>
               </w:rPr>
-              <w:t>.152 to .185</w:t>
+              <w:t>.168 to .202</w:t>
             </w:r>
           </w:p>
         </w:tc>
@@ -11605,7 +11661,7 @@
                 <w:rFonts w:ascii="Times New Roman" w:hAnsi="Times New Roman" w:eastAsia="Times New Roman"/>
                 <w:sz w:val="20"/>
               </w:rPr>
-              <w:t>max −.017</w:t>
+              <w:t>max +.017</w:t>
             </w:r>
           </w:p>
         </w:tc>
@@ -11657,7 +11713,7 @@
                 <w:rFonts w:ascii="Times New Roman" w:hAnsi="Times New Roman" w:eastAsia="Times New Roman"/>
                 <w:sz w:val="20"/>
               </w:rPr>
-              <w:t>10</w:t>
+              <w:t>9</w:t>
             </w:r>
           </w:p>
         </w:tc>
@@ -11674,7 +11730,7 @@
                 <w:rFonts w:ascii="Times New Roman" w:hAnsi="Times New Roman" w:eastAsia="Times New Roman"/>
                 <w:sz w:val="24"/>
               </w:rPr>
-              <w:t xml:space="preserve">intercept = 2.16, </w:t>
+              <w:t xml:space="preserve">intercept = 2.46, </w:t>
             </w:r>
             <w:r>
               <w:rPr>
@@ -11689,7 +11745,7 @@
                 <w:rFonts w:ascii="Times New Roman" w:hAnsi="Times New Roman" w:eastAsia="Times New Roman"/>
                 <w:sz w:val="24"/>
               </w:rPr>
-              <w:t xml:space="preserve"> = .091</w:t>
+              <w:t xml:space="preserve"> = .026</w:t>
             </w:r>
           </w:p>
         </w:tc>
@@ -11741,7 +11797,7 @@
                 <w:rFonts w:ascii="Times New Roman" w:hAnsi="Times New Roman" w:eastAsia="Times New Roman"/>
                 <w:sz w:val="20"/>
               </w:rPr>
-              <w:t>Trim-and-fill (2 imputed, left)</w:t>
+              <w:t>Trim-and-fill (3 imputed, left)</w:t>
             </w:r>
           </w:p>
         </w:tc>
@@ -11775,7 +11831,7 @@
                 <w:rFonts w:ascii="Times New Roman" w:hAnsi="Times New Roman" w:eastAsia="Times New Roman"/>
                 <w:sz w:val="20"/>
               </w:rPr>
-              <w:t>.149 [.064, .231]</w:t>
+              <w:t>.151 [.069, .230]</w:t>
             </w:r>
           </w:p>
         </w:tc>
@@ -11792,7 +11848,7 @@
                 <w:rFonts w:ascii="Times New Roman" w:hAnsi="Times New Roman" w:eastAsia="Times New Roman"/>
                 <w:sz w:val="20"/>
               </w:rPr>
-              <w:t>−.020</w:t>
+              <w:t>−.034</w:t>
             </w:r>
           </w:p>
         </w:tc>
@@ -11845,7 +11901,7 @@
                 <w:rFonts w:ascii="Times New Roman" w:hAnsi="Times New Roman" w:eastAsia="Times New Roman"/>
                 <w:sz w:val="20"/>
               </w:rPr>
-              <w:t>9</w:t>
+              <w:t>8</w:t>
             </w:r>
           </w:p>
         </w:tc>
@@ -11862,7 +11918,7 @@
                 <w:rFonts w:ascii="Times New Roman" w:hAnsi="Times New Roman" w:eastAsia="Times New Roman"/>
                 <w:sz w:val="20"/>
               </w:rPr>
-              <w:t>.085 [−.044, .211]</w:t>
+              <w:t>.096 [−.052, .239]</w:t>
             </w:r>
           </w:p>
         </w:tc>
@@ -11931,7 +11987,7 @@
                 <w:rFonts w:ascii="Times New Roman" w:hAnsi="Times New Roman" w:eastAsia="Times New Roman"/>
                 <w:sz w:val="20"/>
               </w:rPr>
-              <w:t>9</w:t>
+              <w:t>8</w:t>
             </w:r>
           </w:p>
         </w:tc>
@@ -11948,7 +12004,7 @@
                 <w:rFonts w:ascii="Times New Roman" w:hAnsi="Times New Roman" w:eastAsia="Times New Roman"/>
                 <w:sz w:val="20"/>
               </w:rPr>
-              <w:t>.085 [−.044, .211]</w:t>
+              <w:t>.096 [−.052, .239]</w:t>
             </w:r>
           </w:p>
         </w:tc>
@@ -12017,7 +12073,7 @@
                 <w:rFonts w:ascii="Times New Roman" w:hAnsi="Times New Roman" w:eastAsia="Times New Roman"/>
                 <w:sz w:val="20"/>
               </w:rPr>
-              <w:t>7</w:t>
+              <w:t>6</w:t>
             </w:r>
           </w:p>
         </w:tc>
@@ -12034,7 +12090,7 @@
                 <w:rFonts w:ascii="Times New Roman" w:hAnsi="Times New Roman" w:eastAsia="Times New Roman"/>
                 <w:sz w:val="20"/>
               </w:rPr>
-              <w:t>.026 [−.093, .145]</w:t>
+              <w:t>.034 [−.121, .188]</w:t>
             </w:r>
           </w:p>
         </w:tc>
@@ -12051,7 +12107,7 @@
                 <w:rFonts w:ascii="Times New Roman" w:hAnsi="Times New Roman" w:eastAsia="Times New Roman"/>
                 <w:sz w:val="20"/>
               </w:rPr>
-              <w:t>−.059 ‡</w:t>
+              <w:t>−.062 ‡</w:t>
             </w:r>
           </w:p>
         </w:tc>
@@ -12084,9 +12140,95 @@
             <w:r>
               <w:rPr>
                 <w:rFonts w:ascii="Times New Roman" w:hAnsi="Times New Roman" w:eastAsia="Times New Roman"/>
+                <w:sz w:val="20"/>
+              </w:rPr>
+              <w:t>Exclude RoB &lt; 5 (none in pool)</w:t>
+            </w:r>
+          </w:p>
+        </w:tc>
+        <w:tc>
+          <w:tcPr>
+            <w:tcW w:type="dxa" w:w="1872"/>
+          </w:tcPr>
+          <w:p>
+            <w:pPr>
+              <w:spacing w:before="0" w:after="0" w:line="276" w:lineRule="auto"/>
+            </w:pPr>
+            <w:r>
+              <w:rPr>
+                <w:rFonts w:ascii="Times New Roman" w:hAnsi="Times New Roman" w:eastAsia="Times New Roman"/>
+                <w:sz w:val="20"/>
+              </w:rPr>
+              <w:t>8</w:t>
+            </w:r>
+          </w:p>
+        </w:tc>
+        <w:tc>
+          <w:tcPr>
+            <w:tcW w:type="dxa" w:w="1872"/>
+          </w:tcPr>
+          <w:p>
+            <w:pPr>
+              <w:spacing w:before="0" w:after="0" w:line="276" w:lineRule="auto"/>
+            </w:pPr>
+            <w:r>
+              <w:rPr>
+                <w:rFonts w:ascii="Times New Roman" w:hAnsi="Times New Roman" w:eastAsia="Times New Roman"/>
+                <w:sz w:val="20"/>
+              </w:rPr>
+              <w:t>.096 [−.052, .239]</w:t>
+            </w:r>
+          </w:p>
+        </w:tc>
+        <w:tc>
+          <w:tcPr>
+            <w:tcW w:type="dxa" w:w="1872"/>
+          </w:tcPr>
+          <w:p>
+            <w:pPr>
+              <w:spacing w:before="0" w:after="0" w:line="276" w:lineRule="auto"/>
+            </w:pPr>
+            <w:r>
+              <w:rPr>
+                <w:rFonts w:ascii="Times New Roman" w:hAnsi="Times New Roman" w:eastAsia="Times New Roman"/>
+                <w:sz w:val="20"/>
+              </w:rPr>
+              <w:t>+.000</w:t>
+            </w:r>
+          </w:p>
+        </w:tc>
+      </w:tr>
+      <w:tr>
+        <w:tc>
+          <w:tcPr>
+            <w:tcW w:type="dxa" w:w="1872"/>
+          </w:tcPr>
+          <w:p>
+            <w:pPr>
+              <w:spacing w:before="0" w:after="0" w:line="276" w:lineRule="auto"/>
+            </w:pPr>
+            <w:r>
+              <w:rPr>
+                <w:rFonts w:ascii="Times New Roman" w:hAnsi="Times New Roman" w:eastAsia="Times New Roman"/>
+                <w:sz w:val="20"/>
+              </w:rPr>
+            </w:r>
+          </w:p>
+        </w:tc>
+        <w:tc>
+          <w:tcPr>
+            <w:tcW w:type="dxa" w:w="1872"/>
+          </w:tcPr>
+          <w:p>
+            <w:pPr>
+              <w:spacing w:before="0" w:after="0" w:line="276" w:lineRule="auto"/>
+            </w:pPr>
+            <w:r>
+              <w:rPr>
+                <w:rFonts w:ascii="Times New Roman" w:hAnsi="Times New Roman" w:eastAsia="Times New Roman"/>
                 <w:sz w:val="24"/>
               </w:rPr>
-              <w:t xml:space="preserve">Exclude RoB &lt; 5 / </w:t>
+              <w:t xml:space="preserve">Exclude </w:t>
             </w:r>
             <w:r>
               <w:rPr>
@@ -12094,14 +12236,14 @@
                 <w:i/>
                 <w:sz w:val="24"/>
               </w:rPr>
-              <w:t>r</w:t>
+              <w:t>N</w:t>
             </w:r>
             <w:r>
               <w:rPr>
                 <w:rFonts w:ascii="Times New Roman" w:hAnsi="Times New Roman" w:eastAsia="Times New Roman"/>
                 <w:sz w:val="24"/>
               </w:rPr>
-              <w:t xml:space="preserve"> = 0 entry (A-37)</w:t>
+              <w:t xml:space="preserve"> &lt; 50 (A-15)</w:t>
             </w:r>
           </w:p>
         </w:tc>
@@ -12152,7 +12294,7 @@
                 <w:rFonts w:ascii="Times New Roman" w:hAnsi="Times New Roman" w:eastAsia="Times New Roman"/>
                 <w:sz w:val="20"/>
               </w:rPr>
-              <w:t>+.011</w:t>
+              <w:t>+.000</w:t>
             </w:r>
           </w:p>
         </w:tc>
@@ -12187,7 +12329,7 @@
                 <w:rFonts w:ascii="Times New Roman" w:hAnsi="Times New Roman" w:eastAsia="Times New Roman"/>
                 <w:sz w:val="24"/>
               </w:rPr>
-              <w:t xml:space="preserve">Exclude </w:t>
+              <w:t xml:space="preserve">DerSimonian–Laird </w:t>
             </w:r>
             <w:r>
               <w:rPr>
@@ -12195,14 +12337,7 @@
                 <w:i/>
                 <w:sz w:val="24"/>
               </w:rPr>
-              <w:t>N</w:t>
-            </w:r>
-            <w:r>
-              <w:rPr>
-                <w:rFonts w:ascii="Times New Roman" w:hAnsi="Times New Roman" w:eastAsia="Times New Roman"/>
-                <w:sz w:val="24"/>
-              </w:rPr>
-              <w:t xml:space="preserve"> &lt; 50 (A-15)</w:t>
+              <w:t>τ²</w:t>
             </w:r>
           </w:p>
         </w:tc>
@@ -12219,7 +12354,7 @@
                 <w:rFonts w:ascii="Times New Roman" w:hAnsi="Times New Roman" w:eastAsia="Times New Roman"/>
                 <w:sz w:val="20"/>
               </w:rPr>
-              <w:t>9</w:t>
+              <w:t>8</w:t>
             </w:r>
           </w:p>
         </w:tc>
@@ -12236,7 +12371,7 @@
                 <w:rFonts w:ascii="Times New Roman" w:hAnsi="Times New Roman" w:eastAsia="Times New Roman"/>
                 <w:sz w:val="20"/>
               </w:rPr>
-              <w:t>.085 [−.044, .211]</w:t>
+              <w:t>.096 [−.052, .239]</w:t>
             </w:r>
           </w:p>
         </w:tc>
@@ -12253,7 +12388,7 @@
                 <w:rFonts w:ascii="Times New Roman" w:hAnsi="Times New Roman" w:eastAsia="Times New Roman"/>
                 <w:sz w:val="20"/>
               </w:rPr>
-              <w:t>+.000</w:t>
+              <w:t>−.000</w:t>
             </w:r>
           </w:p>
         </w:tc>
@@ -12288,7 +12423,7 @@
                 <w:rFonts w:ascii="Times New Roman" w:hAnsi="Times New Roman" w:eastAsia="Times New Roman"/>
                 <w:sz w:val="24"/>
               </w:rPr>
-              <w:t xml:space="preserve">DerSimonian–Laird </w:t>
+              <w:t>Include A-37 (</w:t>
             </w:r>
             <w:r>
               <w:rPr>
@@ -12296,7 +12431,14 @@
                 <w:i/>
                 <w:sz w:val="24"/>
               </w:rPr>
-              <w:t>τ²</w:t>
+              <w:t>r</w:t>
+            </w:r>
+            <w:r>
+              <w:rPr>
+                <w:rFonts w:ascii="Times New Roman" w:hAnsi="Times New Roman" w:eastAsia="Times New Roman"/>
+                <w:sz w:val="24"/>
+              </w:rPr>
+              <w:t xml:space="preserve"> = 0)</w:t>
             </w:r>
           </w:p>
         </w:tc>
@@ -12330,7 +12472,7 @@
                 <w:rFonts w:ascii="Times New Roman" w:hAnsi="Times New Roman" w:eastAsia="Times New Roman"/>
                 <w:sz w:val="20"/>
               </w:rPr>
-              <w:t>.085 [−.045, .212]</w:t>
+              <w:t>.085 [−.044, .211]</w:t>
             </w:r>
           </w:p>
         </w:tc>
@@ -12347,7 +12489,7 @@
                 <w:rFonts w:ascii="Times New Roman" w:hAnsi="Times New Roman" w:eastAsia="Times New Roman"/>
                 <w:sz w:val="20"/>
               </w:rPr>
-              <w:t>−.000</w:t>
+              <w:t>−.011</w:t>
             </w:r>
           </w:p>
         </w:tc>
@@ -12431,7 +12573,7 @@
                 <w:rFonts w:ascii="Times New Roman" w:hAnsi="Times New Roman" w:eastAsia="Times New Roman"/>
                 <w:sz w:val="20"/>
               </w:rPr>
-              <w:t>.042 to .106</w:t>
+              <w:t>.049 to .121</w:t>
             </w:r>
           </w:p>
         </w:tc>
@@ -12448,7 +12590,7 @@
                 <w:rFonts w:ascii="Times New Roman" w:hAnsi="Times New Roman" w:eastAsia="Times New Roman"/>
                 <w:sz w:val="20"/>
               </w:rPr>
-              <w:t>max −.044</w:t>
+              <w:t>max −.047</w:t>
             </w:r>
           </w:p>
         </w:tc>
@@ -12500,7 +12642,7 @@
                 <w:rFonts w:ascii="Times New Roman" w:hAnsi="Times New Roman" w:eastAsia="Times New Roman"/>
                 <w:sz w:val="20"/>
               </w:rPr>
-              <w:t>9</w:t>
+              <w:t>8</w:t>
             </w:r>
           </w:p>
         </w:tc>
@@ -12517,7 +12659,7 @@
                 <w:rFonts w:ascii="Times New Roman" w:hAnsi="Times New Roman" w:eastAsia="Times New Roman"/>
                 <w:sz w:val="24"/>
               </w:rPr>
-              <w:t xml:space="preserve">intercept = −6.27, </w:t>
+              <w:t xml:space="preserve">intercept = −6.01, </w:t>
             </w:r>
             <w:r>
               <w:rPr>
@@ -12532,7 +12674,7 @@
                 <w:rFonts w:ascii="Times New Roman" w:hAnsi="Times New Roman" w:eastAsia="Times New Roman"/>
                 <w:sz w:val="24"/>
               </w:rPr>
-              <w:t xml:space="preserve"> = .046</w:t>
+              <w:t xml:space="preserve"> = .075</w:t>
             </w:r>
           </w:p>
         </w:tc>
@@ -12584,7 +12726,7 @@
                 <w:rFonts w:ascii="Times New Roman" w:hAnsi="Times New Roman" w:eastAsia="Times New Roman"/>
                 <w:sz w:val="20"/>
               </w:rPr>
-              <w:t>Trim-and-fill (1 imputed, right)</w:t>
+              <w:t>Trim-and-fill (0 imputed, right)</w:t>
             </w:r>
           </w:p>
         </w:tc>
@@ -12601,7 +12743,7 @@
                 <w:rFonts w:ascii="Times New Roman" w:hAnsi="Times New Roman" w:eastAsia="Times New Roman"/>
                 <w:sz w:val="20"/>
               </w:rPr>
-              <w:t>10</w:t>
+              <w:t>8</w:t>
             </w:r>
           </w:p>
         </w:tc>
@@ -12618,7 +12760,7 @@
                 <w:rFonts w:ascii="Times New Roman" w:hAnsi="Times New Roman" w:eastAsia="Times New Roman"/>
                 <w:sz w:val="20"/>
               </w:rPr>
-              <w:t>.106 [−.017, .226]</w:t>
+              <w:t>.096 [−.052, .239]</w:t>
             </w:r>
           </w:p>
         </w:tc>
@@ -12635,7 +12777,7 @@
                 <w:rFonts w:ascii="Times New Roman" w:hAnsi="Times New Roman" w:eastAsia="Times New Roman"/>
                 <w:sz w:val="20"/>
               </w:rPr>
-              <w:t>+.021</w:t>
+              <w:t>+.000</w:t>
             </w:r>
           </w:p>
         </w:tc>
@@ -12688,7 +12830,7 @@
                 <w:rFonts w:ascii="Times New Roman" w:hAnsi="Times New Roman" w:eastAsia="Times New Roman"/>
                 <w:sz w:val="20"/>
               </w:rPr>
-              <w:t>9</w:t>
+              <w:t>8</w:t>
             </w:r>
           </w:p>
         </w:tc>
@@ -12705,7 +12847,7 @@
                 <w:rFonts w:ascii="Times New Roman" w:hAnsi="Times New Roman" w:eastAsia="Times New Roman"/>
                 <w:sz w:val="20"/>
               </w:rPr>
-              <w:t>.010 [−.059, .080]</w:t>
+              <w:t>.012 [−.070, .093]</w:t>
             </w:r>
           </w:p>
         </w:tc>
@@ -12774,7 +12916,7 @@
                 <w:rFonts w:ascii="Times New Roman" w:hAnsi="Times New Roman" w:eastAsia="Times New Roman"/>
                 <w:sz w:val="20"/>
               </w:rPr>
-              <w:t>9</w:t>
+              <w:t>8</w:t>
             </w:r>
           </w:p>
         </w:tc>
@@ -12791,7 +12933,7 @@
                 <w:rFonts w:ascii="Times New Roman" w:hAnsi="Times New Roman" w:eastAsia="Times New Roman"/>
                 <w:sz w:val="20"/>
               </w:rPr>
-              <w:t>.010 [−.059, .080]</w:t>
+              <w:t>.012 [−.070, .093]</w:t>
             </w:r>
           </w:p>
         </w:tc>
@@ -12860,7 +13002,7 @@
                 <w:rFonts w:ascii="Times New Roman" w:hAnsi="Times New Roman" w:eastAsia="Times New Roman"/>
                 <w:sz w:val="20"/>
               </w:rPr>
-              <w:t>7</w:t>
+              <w:t>6</w:t>
             </w:r>
           </w:p>
         </w:tc>
@@ -12877,7 +13019,7 @@
                 <w:rFonts w:ascii="Times New Roman" w:hAnsi="Times New Roman" w:eastAsia="Times New Roman"/>
                 <w:sz w:val="20"/>
               </w:rPr>
-              <w:t>.015 [−.069, .098]</w:t>
+              <w:t>.016 [−.090, .122]</w:t>
             </w:r>
           </w:p>
         </w:tc>
@@ -12894,7 +13036,7 @@
                 <w:rFonts w:ascii="Times New Roman" w:hAnsi="Times New Roman" w:eastAsia="Times New Roman"/>
                 <w:sz w:val="20"/>
               </w:rPr>
-              <w:t>+.005</w:t>
+              <w:t>+.004</w:t>
             </w:r>
           </w:p>
         </w:tc>
@@ -12927,9 +13069,95 @@
             <w:r>
               <w:rPr>
                 <w:rFonts w:ascii="Times New Roman" w:hAnsi="Times New Roman" w:eastAsia="Times New Roman"/>
+                <w:sz w:val="20"/>
+              </w:rPr>
+              <w:t>Exclude RoB &lt; 5 (none in pool)</w:t>
+            </w:r>
+          </w:p>
+        </w:tc>
+        <w:tc>
+          <w:tcPr>
+            <w:tcW w:type="dxa" w:w="1872"/>
+          </w:tcPr>
+          <w:p>
+            <w:pPr>
+              <w:spacing w:before="0" w:after="0" w:line="276" w:lineRule="auto"/>
+            </w:pPr>
+            <w:r>
+              <w:rPr>
+                <w:rFonts w:ascii="Times New Roman" w:hAnsi="Times New Roman" w:eastAsia="Times New Roman"/>
+                <w:sz w:val="20"/>
+              </w:rPr>
+              <w:t>8</w:t>
+            </w:r>
+          </w:p>
+        </w:tc>
+        <w:tc>
+          <w:tcPr>
+            <w:tcW w:type="dxa" w:w="1872"/>
+          </w:tcPr>
+          <w:p>
+            <w:pPr>
+              <w:spacing w:before="0" w:after="0" w:line="276" w:lineRule="auto"/>
+            </w:pPr>
+            <w:r>
+              <w:rPr>
+                <w:rFonts w:ascii="Times New Roman" w:hAnsi="Times New Roman" w:eastAsia="Times New Roman"/>
+                <w:sz w:val="20"/>
+              </w:rPr>
+              <w:t>.012 [−.070, .093]</w:t>
+            </w:r>
+          </w:p>
+        </w:tc>
+        <w:tc>
+          <w:tcPr>
+            <w:tcW w:type="dxa" w:w="1872"/>
+          </w:tcPr>
+          <w:p>
+            <w:pPr>
+              <w:spacing w:before="0" w:after="0" w:line="276" w:lineRule="auto"/>
+            </w:pPr>
+            <w:r>
+              <w:rPr>
+                <w:rFonts w:ascii="Times New Roman" w:hAnsi="Times New Roman" w:eastAsia="Times New Roman"/>
+                <w:sz w:val="20"/>
+              </w:rPr>
+              <w:t>+.000</w:t>
+            </w:r>
+          </w:p>
+        </w:tc>
+      </w:tr>
+      <w:tr>
+        <w:tc>
+          <w:tcPr>
+            <w:tcW w:type="dxa" w:w="1872"/>
+          </w:tcPr>
+          <w:p>
+            <w:pPr>
+              <w:spacing w:before="0" w:after="0" w:line="276" w:lineRule="auto"/>
+            </w:pPr>
+            <w:r>
+              <w:rPr>
+                <w:rFonts w:ascii="Times New Roman" w:hAnsi="Times New Roman" w:eastAsia="Times New Roman"/>
+                <w:sz w:val="20"/>
+              </w:rPr>
+            </w:r>
+          </w:p>
+        </w:tc>
+        <w:tc>
+          <w:tcPr>
+            <w:tcW w:type="dxa" w:w="1872"/>
+          </w:tcPr>
+          <w:p>
+            <w:pPr>
+              <w:spacing w:before="0" w:after="0" w:line="276" w:lineRule="auto"/>
+            </w:pPr>
+            <w:r>
+              <w:rPr>
+                <w:rFonts w:ascii="Times New Roman" w:hAnsi="Times New Roman" w:eastAsia="Times New Roman"/>
                 <w:sz w:val="24"/>
               </w:rPr>
-              <w:t xml:space="preserve">Exclude RoB &lt; 5 / </w:t>
+              <w:t xml:space="preserve">Exclude </w:t>
             </w:r>
             <w:r>
               <w:rPr>
@@ -12937,14 +13165,14 @@
                 <w:i/>
                 <w:sz w:val="24"/>
               </w:rPr>
-              <w:t>r</w:t>
+              <w:t>N</w:t>
             </w:r>
             <w:r>
               <w:rPr>
                 <w:rFonts w:ascii="Times New Roman" w:hAnsi="Times New Roman" w:eastAsia="Times New Roman"/>
                 <w:sz w:val="24"/>
               </w:rPr>
-              <w:t xml:space="preserve"> = 0 entry (A-37)</w:t>
+              <w:t xml:space="preserve"> &lt; 50 (A-15)</w:t>
             </w:r>
           </w:p>
         </w:tc>
@@ -12995,7 +13223,7 @@
                 <w:rFonts w:ascii="Times New Roman" w:hAnsi="Times New Roman" w:eastAsia="Times New Roman"/>
                 <w:sz w:val="20"/>
               </w:rPr>
-              <w:t>+.001</w:t>
+              <w:t>+.000</w:t>
             </w:r>
           </w:p>
         </w:tc>
@@ -13030,7 +13258,7 @@
                 <w:rFonts w:ascii="Times New Roman" w:hAnsi="Times New Roman" w:eastAsia="Times New Roman"/>
                 <w:sz w:val="24"/>
               </w:rPr>
-              <w:t xml:space="preserve">Exclude </w:t>
+              <w:t xml:space="preserve">DerSimonian–Laird </w:t>
             </w:r>
             <w:r>
               <w:rPr>
@@ -13038,14 +13266,7 @@
                 <w:i/>
                 <w:sz w:val="24"/>
               </w:rPr>
-              <w:t>N</w:t>
-            </w:r>
-            <w:r>
-              <w:rPr>
-                <w:rFonts w:ascii="Times New Roman" w:hAnsi="Times New Roman" w:eastAsia="Times New Roman"/>
-                <w:sz w:val="24"/>
-              </w:rPr>
-              <w:t xml:space="preserve"> &lt; 50 (A-15)</w:t>
+              <w:t>τ²</w:t>
             </w:r>
           </w:p>
         </w:tc>
@@ -13062,7 +13283,7 @@
                 <w:rFonts w:ascii="Times New Roman" w:hAnsi="Times New Roman" w:eastAsia="Times New Roman"/>
                 <w:sz w:val="20"/>
               </w:rPr>
-              <w:t>9</w:t>
+              <w:t>8</w:t>
             </w:r>
           </w:p>
         </w:tc>
@@ -13079,7 +13300,7 @@
                 <w:rFonts w:ascii="Times New Roman" w:hAnsi="Times New Roman" w:eastAsia="Times New Roman"/>
                 <w:sz w:val="20"/>
               </w:rPr>
-              <w:t>.010 [−.059, .080]</w:t>
+              <w:t>.012 [−.070, .093]</w:t>
             </w:r>
           </w:p>
         </w:tc>
@@ -13131,7 +13352,7 @@
                 <w:rFonts w:ascii="Times New Roman" w:hAnsi="Times New Roman" w:eastAsia="Times New Roman"/>
                 <w:sz w:val="24"/>
               </w:rPr>
-              <w:t xml:space="preserve">DerSimonian–Laird </w:t>
+              <w:t>Include A-37 (</w:t>
             </w:r>
             <w:r>
               <w:rPr>
@@ -13139,7 +13360,14 @@
                 <w:i/>
                 <w:sz w:val="24"/>
               </w:rPr>
-              <w:t>τ²</w:t>
+              <w:t>r</w:t>
+            </w:r>
+            <w:r>
+              <w:rPr>
+                <w:rFonts w:ascii="Times New Roman" w:hAnsi="Times New Roman" w:eastAsia="Times New Roman"/>
+                <w:sz w:val="24"/>
+              </w:rPr>
+              <w:t xml:space="preserve"> = 0)</w:t>
             </w:r>
           </w:p>
         </w:tc>
@@ -13190,7 +13418,7 @@
                 <w:rFonts w:ascii="Times New Roman" w:hAnsi="Times New Roman" w:eastAsia="Times New Roman"/>
                 <w:sz w:val="20"/>
               </w:rPr>
-              <w:t>+.000</w:t>
+              <w:t>−.001</w:t>
             </w:r>
           </w:p>
         </w:tc>
@@ -13274,7 +13502,7 @@
                 <w:rFonts w:ascii="Times New Roman" w:hAnsi="Times New Roman" w:eastAsia="Times New Roman"/>
                 <w:sz w:val="20"/>
               </w:rPr>
-              <w:t>−.007 to .029</w:t>
+              <w:t>−.008 to .032</w:t>
             </w:r>
           </w:p>
         </w:tc>
@@ -13291,7 +13519,7 @@
                 <w:rFonts w:ascii="Times New Roman" w:hAnsi="Times New Roman" w:eastAsia="Times New Roman"/>
                 <w:sz w:val="20"/>
               </w:rPr>
-              <w:t>max +.019</w:t>
+              <w:t>max +.020</w:t>
             </w:r>
           </w:p>
         </w:tc>
@@ -13343,7 +13571,7 @@
                 <w:rFonts w:ascii="Times New Roman" w:hAnsi="Times New Roman" w:eastAsia="Times New Roman"/>
                 <w:sz w:val="20"/>
               </w:rPr>
-              <w:t>9</w:t>
+              <w:t>8</w:t>
             </w:r>
           </w:p>
         </w:tc>
@@ -13360,7 +13588,7 @@
                 <w:rFonts w:ascii="Times New Roman" w:hAnsi="Times New Roman" w:eastAsia="Times New Roman"/>
                 <w:sz w:val="24"/>
               </w:rPr>
-              <w:t xml:space="preserve">intercept = 1.27, </w:t>
+              <w:t xml:space="preserve">intercept = 1.31, </w:t>
             </w:r>
             <w:r>
               <w:rPr>
@@ -13375,7 +13603,7 @@
                 <w:rFonts w:ascii="Times New Roman" w:hAnsi="Times New Roman" w:eastAsia="Times New Roman"/>
                 <w:sz w:val="24"/>
               </w:rPr>
-              <w:t xml:space="preserve"> = .454</w:t>
+              <w:t xml:space="preserve"> = .485</w:t>
             </w:r>
           </w:p>
         </w:tc>
@@ -13444,7 +13672,7 @@
                 <w:rFonts w:ascii="Times New Roman" w:hAnsi="Times New Roman" w:eastAsia="Times New Roman"/>
                 <w:sz w:val="20"/>
               </w:rPr>
-              <w:t>9</w:t>
+              <w:t>8</w:t>
             </w:r>
           </w:p>
         </w:tc>
@@ -13461,7 +13689,7 @@
                 <w:rFonts w:ascii="Times New Roman" w:hAnsi="Times New Roman" w:eastAsia="Times New Roman"/>
                 <w:sz w:val="20"/>
               </w:rPr>
-              <w:t>.010 [−.059, .080]</w:t>
+              <w:t>.012 [−.070, .093]</w:t>
             </w:r>
           </w:p>
         </w:tc>
@@ -13531,7 +13759,7 @@
                 <w:rFonts w:ascii="Times New Roman" w:hAnsi="Times New Roman" w:eastAsia="Times New Roman"/>
                 <w:sz w:val="20"/>
               </w:rPr>
-              <w:t>9</w:t>
+              <w:t>8</w:t>
             </w:r>
           </w:p>
         </w:tc>
@@ -13548,7 +13776,7 @@
                 <w:rFonts w:ascii="Times New Roman" w:hAnsi="Times New Roman" w:eastAsia="Times New Roman"/>
                 <w:sz w:val="20"/>
               </w:rPr>
-              <w:t>.116 [−.020, .248]</w:t>
+              <w:t>.130 [−.022, .277]</w:t>
             </w:r>
           </w:p>
         </w:tc>
@@ -13617,7 +13845,7 @@
                 <w:rFonts w:ascii="Times New Roman" w:hAnsi="Times New Roman" w:eastAsia="Times New Roman"/>
                 <w:sz w:val="20"/>
               </w:rPr>
-              <w:t>9</w:t>
+              <w:t>8</w:t>
             </w:r>
           </w:p>
         </w:tc>
@@ -13634,7 +13862,7 @@
                 <w:rFonts w:ascii="Times New Roman" w:hAnsi="Times New Roman" w:eastAsia="Times New Roman"/>
                 <w:sz w:val="20"/>
               </w:rPr>
-              <w:t>.116 [−.020, .248]</w:t>
+              <w:t>.130 [−.022, .277]</w:t>
             </w:r>
           </w:p>
         </w:tc>
@@ -13703,7 +13931,7 @@
                 <w:rFonts w:ascii="Times New Roman" w:hAnsi="Times New Roman" w:eastAsia="Times New Roman"/>
                 <w:sz w:val="20"/>
               </w:rPr>
-              <w:t>7</w:t>
+              <w:t>6</w:t>
             </w:r>
           </w:p>
         </w:tc>
@@ -13720,7 +13948,7 @@
                 <w:rFonts w:ascii="Times New Roman" w:hAnsi="Times New Roman" w:eastAsia="Times New Roman"/>
                 <w:sz w:val="20"/>
               </w:rPr>
-              <w:t>.057 [−.013, .126]</w:t>
+              <w:t>.069 [−.012, .150]</w:t>
             </w:r>
           </w:p>
         </w:tc>
@@ -13737,7 +13965,7 @@
                 <w:rFonts w:ascii="Times New Roman" w:hAnsi="Times New Roman" w:eastAsia="Times New Roman"/>
                 <w:sz w:val="20"/>
               </w:rPr>
-              <w:t>−.059 ‡</w:t>
+              <w:t>−.061 ‡</w:t>
             </w:r>
           </w:p>
         </w:tc>
@@ -13770,9 +13998,95 @@
             <w:r>
               <w:rPr>
                 <w:rFonts w:ascii="Times New Roman" w:hAnsi="Times New Roman" w:eastAsia="Times New Roman"/>
+                <w:sz w:val="20"/>
+              </w:rPr>
+              <w:t>Exclude RoB &lt; 5 (none in pool)</w:t>
+            </w:r>
+          </w:p>
+        </w:tc>
+        <w:tc>
+          <w:tcPr>
+            <w:tcW w:type="dxa" w:w="1872"/>
+          </w:tcPr>
+          <w:p>
+            <w:pPr>
+              <w:spacing w:before="0" w:after="0" w:line="276" w:lineRule="auto"/>
+            </w:pPr>
+            <w:r>
+              <w:rPr>
+                <w:rFonts w:ascii="Times New Roman" w:hAnsi="Times New Roman" w:eastAsia="Times New Roman"/>
+                <w:sz w:val="20"/>
+              </w:rPr>
+              <w:t>8</w:t>
+            </w:r>
+          </w:p>
+        </w:tc>
+        <w:tc>
+          <w:tcPr>
+            <w:tcW w:type="dxa" w:w="1872"/>
+          </w:tcPr>
+          <w:p>
+            <w:pPr>
+              <w:spacing w:before="0" w:after="0" w:line="276" w:lineRule="auto"/>
+            </w:pPr>
+            <w:r>
+              <w:rPr>
+                <w:rFonts w:ascii="Times New Roman" w:hAnsi="Times New Roman" w:eastAsia="Times New Roman"/>
+                <w:sz w:val="20"/>
+              </w:rPr>
+              <w:t>.130 [−.022, .277]</w:t>
+            </w:r>
+          </w:p>
+        </w:tc>
+        <w:tc>
+          <w:tcPr>
+            <w:tcW w:type="dxa" w:w="1872"/>
+          </w:tcPr>
+          <w:p>
+            <w:pPr>
+              <w:spacing w:before="0" w:after="0" w:line="276" w:lineRule="auto"/>
+            </w:pPr>
+            <w:r>
+              <w:rPr>
+                <w:rFonts w:ascii="Times New Roman" w:hAnsi="Times New Roman" w:eastAsia="Times New Roman"/>
+                <w:sz w:val="20"/>
+              </w:rPr>
+              <w:t>+.000</w:t>
+            </w:r>
+          </w:p>
+        </w:tc>
+      </w:tr>
+      <w:tr>
+        <w:tc>
+          <w:tcPr>
+            <w:tcW w:type="dxa" w:w="1872"/>
+          </w:tcPr>
+          <w:p>
+            <w:pPr>
+              <w:spacing w:before="0" w:after="0" w:line="276" w:lineRule="auto"/>
+            </w:pPr>
+            <w:r>
+              <w:rPr>
+                <w:rFonts w:ascii="Times New Roman" w:hAnsi="Times New Roman" w:eastAsia="Times New Roman"/>
+                <w:sz w:val="20"/>
+              </w:rPr>
+            </w:r>
+          </w:p>
+        </w:tc>
+        <w:tc>
+          <w:tcPr>
+            <w:tcW w:type="dxa" w:w="1872"/>
+          </w:tcPr>
+          <w:p>
+            <w:pPr>
+              <w:spacing w:before="0" w:after="0" w:line="276" w:lineRule="auto"/>
+            </w:pPr>
+            <w:r>
+              <w:rPr>
+                <w:rFonts w:ascii="Times New Roman" w:hAnsi="Times New Roman" w:eastAsia="Times New Roman"/>
                 <w:sz w:val="24"/>
               </w:rPr>
-              <w:t xml:space="preserve">Exclude RoB &lt; 5 / </w:t>
+              <w:t xml:space="preserve">Exclude </w:t>
             </w:r>
             <w:r>
               <w:rPr>
@@ -13780,14 +14094,14 @@
                 <w:i/>
                 <w:sz w:val="24"/>
               </w:rPr>
-              <w:t>r</w:t>
+              <w:t>N</w:t>
             </w:r>
             <w:r>
               <w:rPr>
                 <w:rFonts w:ascii="Times New Roman" w:hAnsi="Times New Roman" w:eastAsia="Times New Roman"/>
                 <w:sz w:val="24"/>
               </w:rPr>
-              <w:t xml:space="preserve"> = 0 entry (A-37)</w:t>
+              <w:t xml:space="preserve"> &lt; 50 (A-15)</w:t>
             </w:r>
           </w:p>
         </w:tc>
@@ -13838,7 +14152,7 @@
                 <w:rFonts w:ascii="Times New Roman" w:hAnsi="Times New Roman" w:eastAsia="Times New Roman"/>
                 <w:sz w:val="20"/>
               </w:rPr>
-              <w:t>+.014</w:t>
+              <w:t>+.000</w:t>
             </w:r>
           </w:p>
         </w:tc>
@@ -13873,7 +14187,7 @@
                 <w:rFonts w:ascii="Times New Roman" w:hAnsi="Times New Roman" w:eastAsia="Times New Roman"/>
                 <w:sz w:val="24"/>
               </w:rPr>
-              <w:t xml:space="preserve">Exclude </w:t>
+              <w:t xml:space="preserve">DerSimonian–Laird </w:t>
             </w:r>
             <w:r>
               <w:rPr>
@@ -13881,14 +14195,7 @@
                 <w:i/>
                 <w:sz w:val="24"/>
               </w:rPr>
-              <w:t>N</w:t>
-            </w:r>
-            <w:r>
-              <w:rPr>
-                <w:rFonts w:ascii="Times New Roman" w:hAnsi="Times New Roman" w:eastAsia="Times New Roman"/>
-                <w:sz w:val="24"/>
-              </w:rPr>
-              <w:t xml:space="preserve"> &lt; 50 (A-15)</w:t>
+              <w:t>τ²</w:t>
             </w:r>
           </w:p>
         </w:tc>
@@ -13905,7 +14212,7 @@
                 <w:rFonts w:ascii="Times New Roman" w:hAnsi="Times New Roman" w:eastAsia="Times New Roman"/>
                 <w:sz w:val="20"/>
               </w:rPr>
-              <w:t>9</w:t>
+              <w:t>8</w:t>
             </w:r>
           </w:p>
         </w:tc>
@@ -13922,7 +14229,7 @@
                 <w:rFonts w:ascii="Times New Roman" w:hAnsi="Times New Roman" w:eastAsia="Times New Roman"/>
                 <w:sz w:val="20"/>
               </w:rPr>
-              <w:t>.116 [−.020, .248]</w:t>
+              <w:t>.129 [−.021, .273]</w:t>
             </w:r>
           </w:p>
         </w:tc>
@@ -13939,7 +14246,7 @@
                 <w:rFonts w:ascii="Times New Roman" w:hAnsi="Times New Roman" w:eastAsia="Times New Roman"/>
                 <w:sz w:val="20"/>
               </w:rPr>
-              <w:t>+.000</w:t>
+              <w:t>−.001</w:t>
             </w:r>
           </w:p>
         </w:tc>
@@ -13974,7 +14281,7 @@
                 <w:rFonts w:ascii="Times New Roman" w:hAnsi="Times New Roman" w:eastAsia="Times New Roman"/>
                 <w:sz w:val="24"/>
               </w:rPr>
-              <w:t xml:space="preserve">DerSimonian–Laird </w:t>
+              <w:t>Include A-37 (</w:t>
             </w:r>
             <w:r>
               <w:rPr>
@@ -13982,7 +14289,14 @@
                 <w:i/>
                 <w:sz w:val="24"/>
               </w:rPr>
-              <w:t>τ²</w:t>
+              <w:t>r</w:t>
+            </w:r>
+            <w:r>
+              <w:rPr>
+                <w:rFonts w:ascii="Times New Roman" w:hAnsi="Times New Roman" w:eastAsia="Times New Roman"/>
+                <w:sz w:val="24"/>
+              </w:rPr>
+              <w:t xml:space="preserve"> = 0)</w:t>
             </w:r>
           </w:p>
         </w:tc>
@@ -14016,7 +14330,7 @@
                 <w:rFonts w:ascii="Times New Roman" w:hAnsi="Times New Roman" w:eastAsia="Times New Roman"/>
                 <w:sz w:val="20"/>
               </w:rPr>
-              <w:t>.115 [−.018, .244]</w:t>
+              <w:t>.116 [−.020, .248]</w:t>
             </w:r>
           </w:p>
         </w:tc>
@@ -14033,7 +14347,7 @@
                 <w:rFonts w:ascii="Times New Roman" w:hAnsi="Times New Roman" w:eastAsia="Times New Roman"/>
                 <w:sz w:val="20"/>
               </w:rPr>
-              <w:t>−.001</w:t>
+              <w:t>−.014</w:t>
             </w:r>
           </w:p>
         </w:tc>
@@ -14117,7 +14431,7 @@
                 <w:rFonts w:ascii="Times New Roman" w:hAnsi="Times New Roman" w:eastAsia="Times New Roman"/>
                 <w:sz w:val="20"/>
               </w:rPr>
-              <w:t>.045 to .133</w:t>
+              <w:t>.054 to .152</w:t>
             </w:r>
           </w:p>
         </w:tc>
@@ -14134,7 +14448,7 @@
                 <w:rFonts w:ascii="Times New Roman" w:hAnsi="Times New Roman" w:eastAsia="Times New Roman"/>
                 <w:sz w:val="20"/>
               </w:rPr>
-              <w:t>max −.071 ‡</w:t>
+              <w:t>max −.077 ‡</w:t>
             </w:r>
           </w:p>
         </w:tc>
@@ -14186,7 +14500,7 @@
                 <w:rFonts w:ascii="Times New Roman" w:hAnsi="Times New Roman" w:eastAsia="Times New Roman"/>
                 <w:sz w:val="20"/>
               </w:rPr>
-              <w:t>9</w:t>
+              <w:t>8</w:t>
             </w:r>
           </w:p>
         </w:tc>
@@ -14203,7 +14517,7 @@
                 <w:rFonts w:ascii="Times New Roman" w:hAnsi="Times New Roman" w:eastAsia="Times New Roman"/>
                 <w:sz w:val="24"/>
               </w:rPr>
-              <w:t xml:space="preserve">intercept = −8.29, </w:t>
+              <w:t xml:space="preserve">intercept = −7.93, </w:t>
             </w:r>
             <w:r>
               <w:rPr>
@@ -14218,7 +14532,7 @@
                 <w:rFonts w:ascii="Times New Roman" w:hAnsi="Times New Roman" w:eastAsia="Times New Roman"/>
                 <w:sz w:val="24"/>
               </w:rPr>
-              <w:t xml:space="preserve"> = .066</w:t>
+              <w:t xml:space="preserve"> = .101</w:t>
             </w:r>
           </w:p>
         </w:tc>
@@ -14287,7 +14601,7 @@
                 <w:rFonts w:ascii="Times New Roman" w:hAnsi="Times New Roman" w:eastAsia="Times New Roman"/>
                 <w:sz w:val="20"/>
               </w:rPr>
-              <w:t>12</w:t>
+              <w:t>11</w:t>
             </w:r>
           </w:p>
         </w:tc>
@@ -14304,7 +14618,7 @@
                 <w:rFonts w:ascii="Times New Roman" w:hAnsi="Times New Roman" w:eastAsia="Times New Roman"/>
                 <w:sz w:val="20"/>
               </w:rPr>
-              <w:t>.180 [.061, .294]</w:t>
+              <w:t>.216 [.076, .347]</w:t>
             </w:r>
           </w:p>
         </w:tc>
@@ -14321,7 +14635,7 @@
                 <w:rFonts w:ascii="Times New Roman" w:hAnsi="Times New Roman" w:eastAsia="Times New Roman"/>
                 <w:sz w:val="20"/>
               </w:rPr>
-              <w:t>+.064</w:t>
+              <w:t>+.085</w:t>
             </w:r>
           </w:p>
         </w:tc>
@@ -14374,7 +14688,7 @@
                 <w:rFonts w:ascii="Times New Roman" w:hAnsi="Times New Roman" w:eastAsia="Times New Roman"/>
                 <w:sz w:val="20"/>
               </w:rPr>
-              <w:t>10</w:t>
+              <w:t>9</w:t>
             </w:r>
           </w:p>
         </w:tc>
@@ -14391,7 +14705,7 @@
                 <w:rFonts w:ascii="Times New Roman" w:hAnsi="Times New Roman" w:eastAsia="Times New Roman"/>
                 <w:sz w:val="20"/>
               </w:rPr>
-              <w:t>.016 [−.080, .112]</w:t>
+              <w:t>.017 [−.095, .128]</w:t>
             </w:r>
           </w:p>
         </w:tc>
@@ -14460,7 +14774,7 @@
                 <w:rFonts w:ascii="Times New Roman" w:hAnsi="Times New Roman" w:eastAsia="Times New Roman"/>
                 <w:sz w:val="20"/>
               </w:rPr>
-              <w:t>10</w:t>
+              <w:t>9</w:t>
             </w:r>
           </w:p>
         </w:tc>
@@ -14477,7 +14791,7 @@
                 <w:rFonts w:ascii="Times New Roman" w:hAnsi="Times New Roman" w:eastAsia="Times New Roman"/>
                 <w:sz w:val="20"/>
               </w:rPr>
-              <w:t>.016 [−.080, .112]</w:t>
+              <w:t>.017 [−.095, .128]</w:t>
             </w:r>
           </w:p>
         </w:tc>
@@ -14546,7 +14860,7 @@
                 <w:rFonts w:ascii="Times New Roman" w:hAnsi="Times New Roman" w:eastAsia="Times New Roman"/>
                 <w:sz w:val="20"/>
               </w:rPr>
-              <w:t>8</w:t>
+              <w:t>7</w:t>
             </w:r>
           </w:p>
         </w:tc>
@@ -14563,7 +14877,7 @@
                 <w:rFonts w:ascii="Times New Roman" w:hAnsi="Times New Roman" w:eastAsia="Times New Roman"/>
                 <w:sz w:val="20"/>
               </w:rPr>
-              <w:t>−.035 [−.107, .037]</w:t>
+              <w:t>−.040 [−.129, .049]</w:t>
             </w:r>
           </w:p>
         </w:tc>
@@ -14580,7 +14894,7 @@
                 <w:rFonts w:ascii="Times New Roman" w:hAnsi="Times New Roman" w:eastAsia="Times New Roman"/>
                 <w:sz w:val="20"/>
               </w:rPr>
-              <w:t>−.051 ‡</w:t>
+              <w:t>−.057 ‡</w:t>
             </w:r>
           </w:p>
         </w:tc>
@@ -14613,9 +14927,95 @@
             <w:r>
               <w:rPr>
                 <w:rFonts w:ascii="Times New Roman" w:hAnsi="Times New Roman" w:eastAsia="Times New Roman"/>
+                <w:sz w:val="20"/>
+              </w:rPr>
+              <w:t>Exclude RoB &lt; 5 (none in pool)</w:t>
+            </w:r>
+          </w:p>
+        </w:tc>
+        <w:tc>
+          <w:tcPr>
+            <w:tcW w:type="dxa" w:w="1872"/>
+          </w:tcPr>
+          <w:p>
+            <w:pPr>
+              <w:spacing w:before="0" w:after="0" w:line="276" w:lineRule="auto"/>
+            </w:pPr>
+            <w:r>
+              <w:rPr>
+                <w:rFonts w:ascii="Times New Roman" w:hAnsi="Times New Roman" w:eastAsia="Times New Roman"/>
+                <w:sz w:val="20"/>
+              </w:rPr>
+              <w:t>9</w:t>
+            </w:r>
+          </w:p>
+        </w:tc>
+        <w:tc>
+          <w:tcPr>
+            <w:tcW w:type="dxa" w:w="1872"/>
+          </w:tcPr>
+          <w:p>
+            <w:pPr>
+              <w:spacing w:before="0" w:after="0" w:line="276" w:lineRule="auto"/>
+            </w:pPr>
+            <w:r>
+              <w:rPr>
+                <w:rFonts w:ascii="Times New Roman" w:hAnsi="Times New Roman" w:eastAsia="Times New Roman"/>
+                <w:sz w:val="20"/>
+              </w:rPr>
+              <w:t>.017 [−.095, .128]</w:t>
+            </w:r>
+          </w:p>
+        </w:tc>
+        <w:tc>
+          <w:tcPr>
+            <w:tcW w:type="dxa" w:w="1872"/>
+          </w:tcPr>
+          <w:p>
+            <w:pPr>
+              <w:spacing w:before="0" w:after="0" w:line="276" w:lineRule="auto"/>
+            </w:pPr>
+            <w:r>
+              <w:rPr>
+                <w:rFonts w:ascii="Times New Roman" w:hAnsi="Times New Roman" w:eastAsia="Times New Roman"/>
+                <w:sz w:val="20"/>
+              </w:rPr>
+              <w:t>+.000</w:t>
+            </w:r>
+          </w:p>
+        </w:tc>
+      </w:tr>
+      <w:tr>
+        <w:tc>
+          <w:tcPr>
+            <w:tcW w:type="dxa" w:w="1872"/>
+          </w:tcPr>
+          <w:p>
+            <w:pPr>
+              <w:spacing w:before="0" w:after="0" w:line="276" w:lineRule="auto"/>
+            </w:pPr>
+            <w:r>
+              <w:rPr>
+                <w:rFonts w:ascii="Times New Roman" w:hAnsi="Times New Roman" w:eastAsia="Times New Roman"/>
+                <w:sz w:val="20"/>
+              </w:rPr>
+            </w:r>
+          </w:p>
+        </w:tc>
+        <w:tc>
+          <w:tcPr>
+            <w:tcW w:type="dxa" w:w="1872"/>
+          </w:tcPr>
+          <w:p>
+            <w:pPr>
+              <w:spacing w:before="0" w:after="0" w:line="276" w:lineRule="auto"/>
+            </w:pPr>
+            <w:r>
+              <w:rPr>
+                <w:rFonts w:ascii="Times New Roman" w:hAnsi="Times New Roman" w:eastAsia="Times New Roman"/>
                 <w:sz w:val="24"/>
               </w:rPr>
-              <w:t xml:space="preserve">Exclude RoB &lt; 5 / </w:t>
+              <w:t xml:space="preserve">Exclude </w:t>
             </w:r>
             <w:r>
               <w:rPr>
@@ -14623,14 +15023,14 @@
                 <w:i/>
                 <w:sz w:val="24"/>
               </w:rPr>
-              <w:t>r</w:t>
+              <w:t>N</w:t>
             </w:r>
             <w:r>
               <w:rPr>
                 <w:rFonts w:ascii="Times New Roman" w:hAnsi="Times New Roman" w:eastAsia="Times New Roman"/>
                 <w:sz w:val="24"/>
               </w:rPr>
-              <w:t xml:space="preserve"> = 0 entry (A-37)</w:t>
+              <w:t xml:space="preserve"> &lt; 50 (A-15)</w:t>
             </w:r>
           </w:p>
         </w:tc>
@@ -14647,7 +15047,7 @@
                 <w:rFonts w:ascii="Times New Roman" w:hAnsi="Times New Roman" w:eastAsia="Times New Roman"/>
                 <w:sz w:val="20"/>
               </w:rPr>
-              <w:t>9</w:t>
+              <w:t>8</w:t>
             </w:r>
           </w:p>
         </w:tc>
@@ -14664,7 +15064,7 @@
                 <w:rFonts w:ascii="Times New Roman" w:hAnsi="Times New Roman" w:eastAsia="Times New Roman"/>
                 <w:sz w:val="20"/>
               </w:rPr>
-              <w:t>.017 [−.095, .128]</w:t>
+              <w:t>.030 [−.074, .134]</w:t>
             </w:r>
           </w:p>
         </w:tc>
@@ -14681,7 +15081,7 @@
                 <w:rFonts w:ascii="Times New Roman" w:hAnsi="Times New Roman" w:eastAsia="Times New Roman"/>
                 <w:sz w:val="20"/>
               </w:rPr>
-              <w:t>+.000</w:t>
+              <w:t>+.014</w:t>
             </w:r>
           </w:p>
         </w:tc>
@@ -14716,7 +15116,7 @@
                 <w:rFonts w:ascii="Times New Roman" w:hAnsi="Times New Roman" w:eastAsia="Times New Roman"/>
                 <w:sz w:val="24"/>
               </w:rPr>
-              <w:t xml:space="preserve">Exclude </w:t>
+              <w:t xml:space="preserve">DerSimonian–Laird </w:t>
             </w:r>
             <w:r>
               <w:rPr>
@@ -14724,14 +15124,7 @@
                 <w:i/>
                 <w:sz w:val="24"/>
               </w:rPr>
-              <w:t>N</w:t>
-            </w:r>
-            <w:r>
-              <w:rPr>
-                <w:rFonts w:ascii="Times New Roman" w:hAnsi="Times New Roman" w:eastAsia="Times New Roman"/>
-                <w:sz w:val="24"/>
-              </w:rPr>
-              <w:t xml:space="preserve"> &lt; 50 (A-15)</w:t>
+              <w:t>τ²</w:t>
             </w:r>
           </w:p>
         </w:tc>
@@ -14765,7 +15158,7 @@
                 <w:rFonts w:ascii="Times New Roman" w:hAnsi="Times New Roman" w:eastAsia="Times New Roman"/>
                 <w:sz w:val="20"/>
               </w:rPr>
-              <w:t>.027 [−.063, .117]</w:t>
+              <w:t>.017 [−.095, .128]</w:t>
             </w:r>
           </w:p>
         </w:tc>
@@ -14782,7 +15175,7 @@
                 <w:rFonts w:ascii="Times New Roman" w:hAnsi="Times New Roman" w:eastAsia="Times New Roman"/>
                 <w:sz w:val="20"/>
               </w:rPr>
-              <w:t>+.011</w:t>
+              <w:t>+.000</w:t>
             </w:r>
           </w:p>
         </w:tc>
@@ -14817,7 +15210,7 @@
                 <w:rFonts w:ascii="Times New Roman" w:hAnsi="Times New Roman" w:eastAsia="Times New Roman"/>
                 <w:sz w:val="24"/>
               </w:rPr>
-              <w:t xml:space="preserve">DerSimonian–Laird </w:t>
+              <w:t>Include A-37 (</w:t>
             </w:r>
             <w:r>
               <w:rPr>
@@ -14825,7 +15218,14 @@
                 <w:i/>
                 <w:sz w:val="24"/>
               </w:rPr>
-              <w:t>τ²</w:t>
+              <w:t>r</w:t>
+            </w:r>
+            <w:r>
+              <w:rPr>
+                <w:rFonts w:ascii="Times New Roman" w:hAnsi="Times New Roman" w:eastAsia="Times New Roman"/>
+                <w:sz w:val="24"/>
+              </w:rPr>
+              <w:t xml:space="preserve"> = 0)</w:t>
             </w:r>
           </w:p>
         </w:tc>
@@ -14859,7 +15259,7 @@
                 <w:rFonts w:ascii="Times New Roman" w:hAnsi="Times New Roman" w:eastAsia="Times New Roman"/>
                 <w:sz w:val="20"/>
               </w:rPr>
-              <w:t>.016 [−.081, .112]</w:t>
+              <w:t>.016 [−.080, .112]</w:t>
             </w:r>
           </w:p>
         </w:tc>
@@ -14960,7 +15360,7 @@
                 <w:rFonts w:ascii="Times New Roman" w:hAnsi="Times New Roman" w:eastAsia="Times New Roman"/>
                 <w:sz w:val="20"/>
               </w:rPr>
-              <w:t>−.010 to .037</w:t>
+              <w:t>−.013 to .041</w:t>
             </w:r>
           </w:p>
         </w:tc>
@@ -14977,7 +15377,7 @@
                 <w:rFonts w:ascii="Times New Roman" w:hAnsi="Times New Roman" w:eastAsia="Times New Roman"/>
                 <w:sz w:val="20"/>
               </w:rPr>
-              <w:t>max −.026</w:t>
+              <w:t>max −.030</w:t>
             </w:r>
           </w:p>
         </w:tc>
@@ -15029,7 +15429,7 @@
                 <w:rFonts w:ascii="Times New Roman" w:hAnsi="Times New Roman" w:eastAsia="Times New Roman"/>
                 <w:sz w:val="20"/>
               </w:rPr>
-              <w:t>10</w:t>
+              <w:t>9</w:t>
             </w:r>
           </w:p>
         </w:tc>
@@ -15046,7 +15446,7 @@
                 <w:rFonts w:ascii="Times New Roman" w:hAnsi="Times New Roman" w:eastAsia="Times New Roman"/>
                 <w:sz w:val="24"/>
               </w:rPr>
-              <w:t xml:space="preserve">intercept = −1.78, </w:t>
+              <w:t xml:space="preserve">intercept = −1.74, </w:t>
             </w:r>
             <w:r>
               <w:rPr>
@@ -15061,7 +15461,7 @@
                 <w:rFonts w:ascii="Times New Roman" w:hAnsi="Times New Roman" w:eastAsia="Times New Roman"/>
                 <w:sz w:val="24"/>
               </w:rPr>
-              <w:t xml:space="preserve"> = .302</w:t>
+              <w:t xml:space="preserve"> = .350</w:t>
             </w:r>
           </w:p>
         </w:tc>
@@ -15130,7 +15530,7 @@
                 <w:rFonts w:ascii="Times New Roman" w:hAnsi="Times New Roman" w:eastAsia="Times New Roman"/>
                 <w:sz w:val="20"/>
               </w:rPr>
-              <w:t>11</w:t>
+              <w:t>10</w:t>
             </w:r>
           </w:p>
         </w:tc>
@@ -15147,7 +15547,7 @@
                 <w:rFonts w:ascii="Times New Roman" w:hAnsi="Times New Roman" w:eastAsia="Times New Roman"/>
                 <w:sz w:val="20"/>
               </w:rPr>
-              <w:t>.027 [−.075, .128]</w:t>
+              <w:t>.030 [−.087, .147]</w:t>
             </w:r>
           </w:p>
         </w:tc>
@@ -15164,7 +15564,7 @@
                 <w:rFonts w:ascii="Times New Roman" w:hAnsi="Times New Roman" w:eastAsia="Times New Roman"/>
                 <w:sz w:val="20"/>
               </w:rPr>
-              <w:t>+.011</w:t>
+              <w:t>+.013</w:t>
             </w:r>
           </w:p>
         </w:tc>
@@ -15179,7 +15579,7 @@
           <w:rFonts w:ascii="Times New Roman" w:hAnsi="Times New Roman" w:eastAsia="Times New Roman"/>
           <w:sz w:val="24"/>
         </w:rPr>
-        <w:t xml:space="preserve">Note. Δr = change from the primary pooled correlation; ‡ marks |Δr| &gt; .05. Excluding A-37 removes both the only study with a risk-of-bias score below 5 and the study whose correlations were entered as </w:t>
+        <w:t xml:space="preserve">Note. Δr = change from the primary pooled correlation; ‡ marks |Δr| &gt; .05. No study in the pool scored below 5 on risk of bias, so that analysis repeats the primary one. A-37, which is left out of the primary pool, is added with its correlations entered as </w:t>
       </w:r>
       <w:r>
         <w:rPr>
@@ -15194,7 +15594,7 @@
           <w:rFonts w:ascii="Times New Roman" w:hAnsi="Times New Roman" w:eastAsia="Times New Roman"/>
           <w:sz w:val="24"/>
         </w:rPr>
-        <w:t xml:space="preserve"> = 0, so the two analyses coincide. Leave-one-out gives the range of pooled </w:t>
+        <w:t xml:space="preserve"> = 0. Leave-one-out gives the range of pooled </w:t>
       </w:r>
       <w:r>
         <w:rPr>
@@ -15224,7 +15624,7 @@
           <w:rFonts w:ascii="Times New Roman" w:hAnsi="Times New Roman" w:eastAsia="Times New Roman"/>
           <w:sz w:val="24"/>
         </w:rPr>
-        <w:t xml:space="preserve"> = 9–10.</w:t>
+        <w:t xml:space="preserve"> = 8–9.</w:t>
       </w:r>
     </w:p>
     <w:p>
@@ -15480,7 +15880,7 @@
                 <w:rFonts w:ascii="Times New Roman" w:hAnsi="Times New Roman" w:eastAsia="Times New Roman"/>
                 <w:sz w:val="24"/>
               </w:rPr>
-              <w:t xml:space="preserve"> = 10, </w:t>
+              <w:t xml:space="preserve"> = 9, </w:t>
             </w:r>
             <w:r>
               <w:rPr>
@@ -15495,7 +15895,7 @@
                 <w:rFonts w:ascii="Times New Roman" w:hAnsi="Times New Roman" w:eastAsia="Times New Roman"/>
                 <w:sz w:val="24"/>
               </w:rPr>
-              <w:t xml:space="preserve"> = 3,384)</w:t>
+              <w:t xml:space="preserve"> = 3,102)</w:t>
             </w:r>
           </w:p>
         </w:tc>
@@ -15514,7 +15914,7 @@
               </w:rPr>
               <w:t>Not serious</w:t>
               <w:br/>
-              <w:t>(mean JBI = 5.80)</w:t>
+              <w:t>(mean JBI = 6.00)</w:t>
             </w:r>
           </w:p>
         </w:tc>
@@ -15548,7 +15948,7 @@
                 <w:rFonts w:ascii="Times New Roman" w:hAnsi="Times New Roman" w:eastAsia="Times New Roman"/>
                 <w:sz w:val="24"/>
               </w:rPr>
-              <w:t xml:space="preserve"> = 65.0%)</w:t>
+              <w:t xml:space="preserve"> = 59.0%)</w:t>
             </w:r>
           </w:p>
         </w:tc>
@@ -15584,7 +15984,7 @@
               </w:rPr>
               <w:t>Not serious</w:t>
               <w:br/>
-              <w:t>(CI [.090, .245])</w:t>
+              <w:t>(CI [.112, .255])</w:t>
             </w:r>
           </w:p>
         </w:tc>
@@ -15618,7 +16018,7 @@
                 <w:rFonts w:ascii="Times New Roman" w:hAnsi="Times New Roman" w:eastAsia="Times New Roman"/>
                 <w:sz w:val="24"/>
               </w:rPr>
-              <w:t xml:space="preserve"> = .091)</w:t>
+              <w:t xml:space="preserve"> = .026)</w:t>
             </w:r>
           </w:p>
         </w:tc>
@@ -15635,7 +16035,7 @@
                 <w:rFonts w:ascii="Times New Roman" w:hAnsi="Times New Roman" w:eastAsia="Times New Roman"/>
                 <w:sz w:val="20"/>
               </w:rPr>
-              <w:t>.168</w:t>
+              <w:t>.185</w:t>
             </w:r>
           </w:p>
         </w:tc>
@@ -15688,7 +16088,7 @@
                 <w:rFonts w:ascii="Times New Roman" w:hAnsi="Times New Roman" w:eastAsia="Times New Roman"/>
                 <w:sz w:val="24"/>
               </w:rPr>
-              <w:t xml:space="preserve"> = 9, </w:t>
+              <w:t xml:space="preserve"> = 8, </w:t>
             </w:r>
             <w:r>
               <w:rPr>
@@ -15703,7 +16103,7 @@
                 <w:rFonts w:ascii="Times New Roman" w:hAnsi="Times New Roman" w:eastAsia="Times New Roman"/>
                 <w:sz w:val="24"/>
               </w:rPr>
-              <w:t xml:space="preserve"> = 3,363)</w:t>
+              <w:t xml:space="preserve"> = 3,081)</w:t>
             </w:r>
           </w:p>
         </w:tc>
@@ -15722,7 +16122,7 @@
               </w:rPr>
               <w:t>Not serious</w:t>
               <w:br/>
-              <w:t>(mean JBI = 5.78)</w:t>
+              <w:t>(mean JBI = 6.00)</w:t>
             </w:r>
           </w:p>
         </w:tc>
@@ -15756,7 +16156,7 @@
                 <w:rFonts w:ascii="Times New Roman" w:hAnsi="Times New Roman" w:eastAsia="Times New Roman"/>
                 <w:sz w:val="24"/>
               </w:rPr>
-              <w:t xml:space="preserve"> = 91.7%)</w:t>
+              <w:t xml:space="preserve"> = 92.2%)</w:t>
             </w:r>
           </w:p>
         </w:tc>
@@ -15792,7 +16192,7 @@
               </w:rPr>
               <w:t>Serious</w:t>
               <w:br/>
-              <w:t>(CI [−.044, .211])</w:t>
+              <w:t>(CI [−.052, .239])</w:t>
             </w:r>
           </w:p>
         </w:tc>
@@ -15826,7 +16226,7 @@
                 <w:rFonts w:ascii="Times New Roman" w:hAnsi="Times New Roman" w:eastAsia="Times New Roman"/>
                 <w:sz w:val="24"/>
               </w:rPr>
-              <w:t xml:space="preserve"> = .046)</w:t>
+              <w:t xml:space="preserve"> = .075)</w:t>
             </w:r>
           </w:p>
         </w:tc>
@@ -15843,7 +16243,7 @@
                 <w:rFonts w:ascii="Times New Roman" w:hAnsi="Times New Roman" w:eastAsia="Times New Roman"/>
                 <w:sz w:val="20"/>
               </w:rPr>
-              <w:t>.085</w:t>
+              <w:t>.096</w:t>
             </w:r>
           </w:p>
         </w:tc>
@@ -15896,7 +16296,7 @@
                 <w:rFonts w:ascii="Times New Roman" w:hAnsi="Times New Roman" w:eastAsia="Times New Roman"/>
                 <w:sz w:val="24"/>
               </w:rPr>
-              <w:t xml:space="preserve"> = 9, </w:t>
+              <w:t xml:space="preserve"> = 8, </w:t>
             </w:r>
             <w:r>
               <w:rPr>
@@ -15911,7 +16311,7 @@
                 <w:rFonts w:ascii="Times New Roman" w:hAnsi="Times New Roman" w:eastAsia="Times New Roman"/>
                 <w:sz w:val="24"/>
               </w:rPr>
-              <w:t xml:space="preserve"> = 3,363)</w:t>
+              <w:t xml:space="preserve"> = 3,081)</w:t>
             </w:r>
           </w:p>
         </w:tc>
@@ -15930,7 +16330,7 @@
               </w:rPr>
               <w:t>Not serious</w:t>
               <w:br/>
-              <w:t>(mean JBI = 5.78)</w:t>
+              <w:t>(mean JBI = 6.00)</w:t>
             </w:r>
           </w:p>
         </w:tc>
@@ -15964,7 +16364,7 @@
                 <w:rFonts w:ascii="Times New Roman" w:hAnsi="Times New Roman" w:eastAsia="Times New Roman"/>
                 <w:sz w:val="24"/>
               </w:rPr>
-              <w:t xml:space="preserve"> = 63.5%)</w:t>
+              <w:t xml:space="preserve"> = 68.0%)</w:t>
             </w:r>
           </w:p>
         </w:tc>
@@ -16000,7 +16400,7 @@
               </w:rPr>
               <w:t>Not serious</w:t>
               <w:br/>
-              <w:t>(CI [−.059, .080])</w:t>
+              <w:t>(CI [−.070, .093])</w:t>
             </w:r>
           </w:p>
         </w:tc>
@@ -16034,7 +16434,7 @@
                 <w:rFonts w:ascii="Times New Roman" w:hAnsi="Times New Roman" w:eastAsia="Times New Roman"/>
                 <w:sz w:val="24"/>
               </w:rPr>
-              <w:t xml:space="preserve"> = .454)</w:t>
+              <w:t xml:space="preserve"> = .485)</w:t>
             </w:r>
           </w:p>
         </w:tc>
@@ -16051,7 +16451,7 @@
                 <w:rFonts w:ascii="Times New Roman" w:hAnsi="Times New Roman" w:eastAsia="Times New Roman"/>
                 <w:sz w:val="20"/>
               </w:rPr>
-              <w:t>.010</w:t>
+              <w:t>.012</w:t>
             </w:r>
           </w:p>
         </w:tc>
@@ -16104,7 +16504,7 @@
                 <w:rFonts w:ascii="Times New Roman" w:hAnsi="Times New Roman" w:eastAsia="Times New Roman"/>
                 <w:sz w:val="24"/>
               </w:rPr>
-              <w:t xml:space="preserve"> = 9, </w:t>
+              <w:t xml:space="preserve"> = 8, </w:t>
             </w:r>
             <w:r>
               <w:rPr>
@@ -16119,7 +16519,7 @@
                 <w:rFonts w:ascii="Times New Roman" w:hAnsi="Times New Roman" w:eastAsia="Times New Roman"/>
                 <w:sz w:val="24"/>
               </w:rPr>
-              <w:t xml:space="preserve"> = 3,363)</w:t>
+              <w:t xml:space="preserve"> = 3,081)</w:t>
             </w:r>
           </w:p>
         </w:tc>
@@ -16138,7 +16538,7 @@
               </w:rPr>
               <w:t>Not serious</w:t>
               <w:br/>
-              <w:t>(mean JBI = 5.78)</w:t>
+              <w:t>(mean JBI = 6.00)</w:t>
             </w:r>
           </w:p>
         </w:tc>
@@ -16172,7 +16572,7 @@
                 <w:rFonts w:ascii="Times New Roman" w:hAnsi="Times New Roman" w:eastAsia="Times New Roman"/>
                 <w:sz w:val="24"/>
               </w:rPr>
-              <w:t xml:space="preserve"> = 95.8%)</w:t>
+              <w:t xml:space="preserve"> = 96.0%)</w:t>
             </w:r>
           </w:p>
         </w:tc>
@@ -16208,7 +16608,7 @@
               </w:rPr>
               <w:t>Serious</w:t>
               <w:br/>
-              <w:t>(CI [−.020, .248])</w:t>
+              <w:t>(CI [−.022, .277])</w:t>
             </w:r>
           </w:p>
         </w:tc>
@@ -16242,7 +16642,7 @@
                 <w:rFonts w:ascii="Times New Roman" w:hAnsi="Times New Roman" w:eastAsia="Times New Roman"/>
                 <w:sz w:val="24"/>
               </w:rPr>
-              <w:t xml:space="preserve"> = .066)</w:t>
+              <w:t xml:space="preserve"> = .101)</w:t>
             </w:r>
           </w:p>
         </w:tc>
@@ -16259,7 +16659,7 @@
                 <w:rFonts w:ascii="Times New Roman" w:hAnsi="Times New Roman" w:eastAsia="Times New Roman"/>
                 <w:sz w:val="20"/>
               </w:rPr>
-              <w:t>.116</w:t>
+              <w:t>.130</w:t>
             </w:r>
           </w:p>
         </w:tc>
@@ -16312,7 +16712,7 @@
                 <w:rFonts w:ascii="Times New Roman" w:hAnsi="Times New Roman" w:eastAsia="Times New Roman"/>
                 <w:sz w:val="24"/>
               </w:rPr>
-              <w:t xml:space="preserve"> = 10, </w:t>
+              <w:t xml:space="preserve"> = 9, </w:t>
             </w:r>
             <w:r>
               <w:rPr>
@@ -16327,7 +16727,7 @@
                 <w:rFonts w:ascii="Times New Roman" w:hAnsi="Times New Roman" w:eastAsia="Times New Roman"/>
                 <w:sz w:val="24"/>
               </w:rPr>
-              <w:t xml:space="preserve"> = 3,384)</w:t>
+              <w:t xml:space="preserve"> = 3,102)</w:t>
             </w:r>
           </w:p>
         </w:tc>
@@ -16346,7 +16746,7 @@
               </w:rPr>
               <w:t>Not serious</w:t>
               <w:br/>
-              <w:t>(mean JBI = 5.80)</w:t>
+              <w:t>(mean JBI = 6.00)</w:t>
             </w:r>
           </w:p>
         </w:tc>
@@ -16380,7 +16780,7 @@
                 <w:rFonts w:ascii="Times New Roman" w:hAnsi="Times New Roman" w:eastAsia="Times New Roman"/>
                 <w:sz w:val="24"/>
               </w:rPr>
-              <w:t xml:space="preserve"> = 78.5%)</w:t>
+              <w:t xml:space="preserve"> = 80.7%)</w:t>
             </w:r>
           </w:p>
         </w:tc>
@@ -16416,7 +16816,7 @@
               </w:rPr>
               <w:t>Serious</w:t>
               <w:br/>
-              <w:t>(CI [−.080, .112])</w:t>
+              <w:t>(CI [−.095, .128])</w:t>
             </w:r>
           </w:p>
         </w:tc>
@@ -16450,7 +16850,7 @@
                 <w:rFonts w:ascii="Times New Roman" w:hAnsi="Times New Roman" w:eastAsia="Times New Roman"/>
                 <w:sz w:val="24"/>
               </w:rPr>
-              <w:t xml:space="preserve"> = .302)</w:t>
+              <w:t xml:space="preserve"> = .350)</w:t>
             </w:r>
           </w:p>
         </w:tc>
@@ -16467,7 +16867,7 @@
                 <w:rFonts w:ascii="Times New Roman" w:hAnsi="Times New Roman" w:eastAsia="Times New Roman"/>
                 <w:sz w:val="20"/>
               </w:rPr>
-              <w:t>.016</w:t>
+              <w:t>.017</w:t>
             </w:r>
           </w:p>
         </w:tc>
@@ -16529,7 +16929,7 @@
           <w:rFonts w:ascii="Times New Roman" w:hAnsi="Times New Roman" w:eastAsia="Times New Roman"/>
           <w:sz w:val="24"/>
         </w:rPr>
-        <w:t xml:space="preserve"> &gt; 75%. Imprecision: serious if the 95% CI includes zero and a value of |r| ≥ .10, or is wider than .20. Publication bias is rated serious for every trait because the search could not cover the main bibliographic databases. Indirectness: two pooled studies used self-rated performance and one (A-37) pooled face-to-face and online cohorts; these were judged not serious and are examined in Tables 3 and 4.</w:t>
+        <w:t xml:space="preserve"> &gt; 75%. Imprecision: serious if the 95% CI includes zero and a value of |r| ≥ .10, or is wider than .20. Publication bias is rated serious for every trait because the search could not cover the main bibliographic databases. Indirectness: two pooled studies used self-rated performance; this was judged not serious and is examined in Table 3.</w:t>
       </w:r>
     </w:p>
     <w:sectPr>
